--- a/docs/HOR Horizon Līgums.docx
+++ b/docs/HOR Horizon Līgums.docx
@@ -2395,1042 +2395,291 @@
     <w:p>
       <w:pPr>
         <w:spacing w:after="200"/>
-        <w:ind w:left="992" w:right="4" w:hanging="566"/>
-        <w:jc w:val="both"/>
-        <w:rPr>
-          <w:sz w:val="18"/>
-          <w:szCs w:val="18"/>
-        </w:rPr>
-      </w:pPr>
-      <w:r>
-        <w:rPr>
-          <w:sz w:val="18"/>
-          <w:szCs w:val="18"/>
-        </w:rPr>
-        <w:t>6.5. Noslēdzot šo Līgumu, spēku zaudē šādi starp Pusēm noslēgtie līgumi:</w:t>
-      </w:r>
-    </w:p>
-    <w:p>
-      <w:pPr>
-        <w:numPr>
-          <w:ilvl w:val="0"/>
-          <w:numId w:val="8"/>
-        </w:numPr>
-        <w:spacing w:after="200"/>
-        <w:ind w:right="4"/>
-        <w:jc w:val="both"/>
-        <w:rPr>
-          <w:sz w:val="18"/>
-          <w:szCs w:val="18"/>
-        </w:rPr>
-      </w:pPr>
-      <w:bookmarkStart w:id="6" w:name="_larlzsz6zm75" w:colFirst="0" w:colLast="0"/>
-      <w:bookmarkEnd w:id="6"/>
-      <w:r>
-        <w:rPr>
-          <w:sz w:val="18"/>
-          <w:szCs w:val="18"/>
-        </w:rPr>
-        <w:t xml:space="preserve">20xx. gada </w:t>
-      </w:r>
-      <w:proofErr w:type="spellStart"/>
-      <w:r>
-        <w:rPr>
-          <w:sz w:val="18"/>
-          <w:szCs w:val="18"/>
-        </w:rPr>
-        <w:t>xx.xxxxxxxxxxxxxxx</w:t>
-      </w:r>
-      <w:proofErr w:type="spellEnd"/>
-      <w:r>
-        <w:rPr>
-          <w:sz w:val="18"/>
-          <w:szCs w:val="18"/>
-        </w:rPr>
-        <w:t xml:space="preserve"> noslēgtais līgums par….;</w:t>
-      </w:r>
-    </w:p>
-    <w:p>
-      <w:pPr>
-        <w:numPr>
-          <w:ilvl w:val="0"/>
-          <w:numId w:val="8"/>
-        </w:numPr>
-        <w:spacing w:after="200"/>
-        <w:ind w:right="-324"/>
-        <w:jc w:val="both"/>
-        <w:rPr>
-          <w:sz w:val="18"/>
-          <w:szCs w:val="18"/>
-        </w:rPr>
-      </w:pPr>
-      <w:bookmarkStart w:id="7" w:name="_om66j3mvv3cj" w:colFirst="0" w:colLast="0"/>
-      <w:bookmarkEnd w:id="7"/>
-      <w:r>
-        <w:rPr>
-          <w:sz w:val="18"/>
-          <w:szCs w:val="18"/>
-        </w:rPr>
-        <w:t>...</w:t>
-      </w:r>
-    </w:p>
-    <w:p>
-      <w:pPr>
-        <w:spacing w:after="200"/>
-        <w:ind w:left="2267"/>
-        <w:jc w:val="both"/>
-        <w:rPr>
-          <w:sz w:val="18"/>
-          <w:szCs w:val="18"/>
-        </w:rPr>
-      </w:pPr>
-      <w:bookmarkStart w:id="8" w:name="_26in1rg" w:colFirst="0" w:colLast="0"/>
-      <w:bookmarkEnd w:id="8"/>
-      <w:r>
-        <w:rPr>
-          <w:sz w:val="18"/>
-          <w:szCs w:val="18"/>
-        </w:rPr>
-        <w:t>vai</w:t>
-      </w:r>
-    </w:p>
-    <w:p>
-      <w:pPr>
-        <w:numPr>
-          <w:ilvl w:val="0"/>
-          <w:numId w:val="8"/>
-        </w:numPr>
-        <w:spacing w:after="200"/>
-        <w:jc w:val="both"/>
-        <w:rPr>
-          <w:sz w:val="18"/>
-          <w:szCs w:val="18"/>
-        </w:rPr>
-      </w:pPr>
-      <w:r>
-        <w:rPr>
-          <w:sz w:val="18"/>
-          <w:szCs w:val="18"/>
-        </w:rPr>
-        <w:t>Noslēdzot šo Līgumu, spēku zaudē starp Pusēm 20</w:t>
-      </w:r>
-      <w:r>
-        <w:rPr>
-          <w:sz w:val="18"/>
-          <w:szCs w:val="18"/>
-          <w:highlight w:val="yellow"/>
-        </w:rPr>
-        <w:t>__</w:t>
-      </w:r>
-      <w:r>
-        <w:rPr>
-          <w:sz w:val="18"/>
-          <w:szCs w:val="18"/>
-        </w:rPr>
-        <w:t xml:space="preserve">. gada </w:t>
-      </w:r>
-      <w:r>
-        <w:rPr>
-          <w:sz w:val="18"/>
-          <w:szCs w:val="18"/>
-          <w:highlight w:val="yellow"/>
-        </w:rPr>
-        <w:t xml:space="preserve">__. ___________ </w:t>
-      </w:r>
-      <w:r>
-        <w:rPr>
-          <w:sz w:val="18"/>
-          <w:szCs w:val="18"/>
-        </w:rPr>
-        <w:t xml:space="preserve">noslēgtais Līgums Nr. </w:t>
-      </w:r>
-      <w:r>
-        <w:rPr>
-          <w:sz w:val="18"/>
-          <w:szCs w:val="18"/>
-          <w:highlight w:val="yellow"/>
-        </w:rPr>
-        <w:t>___________</w:t>
-      </w:r>
-      <w:r>
-        <w:rPr>
-          <w:sz w:val="18"/>
-          <w:szCs w:val="18"/>
-        </w:rPr>
-        <w:t xml:space="preserve"> par </w:t>
-      </w:r>
-      <w:r>
-        <w:rPr>
-          <w:sz w:val="18"/>
-          <w:szCs w:val="18"/>
-          <w:highlight w:val="yellow"/>
-        </w:rPr>
-        <w:t>_______________.</w:t>
-      </w:r>
-    </w:p>
-    <w:tbl>
-      <w:tblPr>
-        <w:tblStyle w:val="a0"/>
-        <w:tblW w:w="9255" w:type="dxa"/>
-        <w:tblInd w:w="360" w:type="dxa"/>
-        <w:tblBorders>
-          <w:top w:val="single" w:sz="8" w:space="0" w:color="FFFFFF"/>
-          <w:left w:val="single" w:sz="8" w:space="0" w:color="FFFFFF"/>
-          <w:bottom w:val="single" w:sz="8" w:space="0" w:color="FFFFFF"/>
-          <w:right w:val="single" w:sz="8" w:space="0" w:color="FFFFFF"/>
-          <w:insideH w:val="single" w:sz="8" w:space="0" w:color="FFFFFF"/>
-          <w:insideV w:val="single" w:sz="8" w:space="0" w:color="FFFFFF"/>
-        </w:tblBorders>
-        <w:tblLayout w:type="fixed"/>
-        <w:tblLook w:val="0600" w:firstRow="0" w:lastRow="0" w:firstColumn="0" w:lastColumn="0" w:noHBand="1" w:noVBand="1"/>
-      </w:tblPr>
-      <w:tblGrid>
-        <w:gridCol w:w="4710"/>
-        <w:gridCol w:w="4545"/>
-      </w:tblGrid>
-      <w:tr>
-        <w:trPr>
-          <w:trHeight w:val="2895"/>
-        </w:trPr>
-        <w:tc>
-          <w:tcPr>
-            <w:tcW w:w="4710" w:type="dxa"/>
-            <w:tcBorders>
-              <w:top w:val="single" w:sz="8" w:space="0" w:color="FFFFFF"/>
-              <w:left w:val="single" w:sz="8" w:space="0" w:color="FFFFFF"/>
-              <w:bottom w:val="single" w:sz="8" w:space="0" w:color="FFFFFF"/>
-              <w:right w:val="single" w:sz="8" w:space="0" w:color="FFFFFF"/>
-            </w:tcBorders>
-            <w:tcMar>
-              <w:top w:w="100" w:type="dxa"/>
-              <w:left w:w="100" w:type="dxa"/>
-              <w:bottom w:w="100" w:type="dxa"/>
-              <w:right w:w="100" w:type="dxa"/>
-            </w:tcMar>
-          </w:tcPr>
-          <w:p>
-            <w:pPr>
-              <w:spacing w:line="300" w:lineRule="auto"/>
-              <w:ind w:left="720" w:right="-341"/>
-              <w:jc w:val="both"/>
-              <w:rPr>
-                <w:b/>
-                <w:bCs/>
-                <w:sz w:val="18"/>
-                <w:szCs w:val="18"/>
-              </w:rPr>
-            </w:pPr>
-            <w:r>
-              <w:rPr>
-                <w:b/>
-                <w:bCs/>
-                <w:sz w:val="18"/>
-                <w:szCs w:val="18"/>
-              </w:rPr>
-              <w:t>Klients:</w:t>
-            </w:r>
-          </w:p>
-          <w:p>
-            <w:pPr>
-              <w:spacing w:line="300" w:lineRule="auto"/>
-              <w:ind w:right="-341"/>
-              <w:jc w:val="both"/>
-              <w:rPr>
-                <w:sz w:val="18"/>
-                <w:szCs w:val="18"/>
-              </w:rPr>
-            </w:pPr>
-            <w:r>
-              <w:rPr>
-                <w:sz w:val="18"/>
-                <w:szCs w:val="18"/>
-              </w:rPr>
-              <w:t>______________________</w:t>
-            </w:r>
-          </w:p>
-          <w:p>
-            <w:pPr>
-              <w:spacing w:line="300" w:lineRule="auto"/>
-              <w:ind w:right="-341"/>
-              <w:jc w:val="both"/>
-              <w:rPr>
-                <w:sz w:val="18"/>
-                <w:szCs w:val="18"/>
-              </w:rPr>
-            </w:pPr>
-            <w:proofErr w:type="spellStart"/>
-            <w:r>
-              <w:rPr>
-                <w:sz w:val="18"/>
-                <w:szCs w:val="18"/>
-              </w:rPr>
-              <w:t>Reģ</w:t>
-            </w:r>
-            <w:proofErr w:type="spellEnd"/>
-            <w:r>
-              <w:rPr>
-                <w:sz w:val="18"/>
-                <w:szCs w:val="18"/>
-              </w:rPr>
-              <w:t>. nr.: _______________</w:t>
-            </w:r>
-          </w:p>
-          <w:p>
-            <w:pPr>
-              <w:spacing w:line="300" w:lineRule="auto"/>
-              <w:ind w:right="-341"/>
-              <w:jc w:val="both"/>
-              <w:rPr>
-                <w:sz w:val="18"/>
-                <w:szCs w:val="18"/>
-              </w:rPr>
-            </w:pPr>
-            <w:r>
-              <w:rPr>
-                <w:sz w:val="18"/>
-                <w:szCs w:val="18"/>
-              </w:rPr>
-              <w:t xml:space="preserve">PVN </w:t>
-            </w:r>
-            <w:proofErr w:type="spellStart"/>
-            <w:r>
-              <w:rPr>
-                <w:sz w:val="18"/>
-                <w:szCs w:val="18"/>
-              </w:rPr>
-              <w:t>reģ</w:t>
-            </w:r>
-            <w:proofErr w:type="spellEnd"/>
-            <w:r>
-              <w:rPr>
-                <w:sz w:val="18"/>
-                <w:szCs w:val="18"/>
-              </w:rPr>
-              <w:t>. nr.: ____________</w:t>
-            </w:r>
-          </w:p>
-          <w:p>
-            <w:pPr>
-              <w:spacing w:line="300" w:lineRule="auto"/>
-              <w:ind w:right="-341"/>
-              <w:jc w:val="both"/>
-              <w:rPr>
-                <w:sz w:val="18"/>
-                <w:szCs w:val="18"/>
-              </w:rPr>
-            </w:pPr>
-            <w:r>
-              <w:rPr>
-                <w:sz w:val="18"/>
-                <w:szCs w:val="18"/>
-              </w:rPr>
-              <w:t>Juridiskā adrese: ____________________</w:t>
-            </w:r>
-          </w:p>
-          <w:p>
-            <w:pPr>
-              <w:spacing w:line="300" w:lineRule="auto"/>
-              <w:ind w:right="-341"/>
-              <w:jc w:val="both"/>
-              <w:rPr>
-                <w:sz w:val="18"/>
-                <w:szCs w:val="18"/>
-              </w:rPr>
-            </w:pPr>
-            <w:r>
-              <w:rPr>
-                <w:sz w:val="18"/>
-                <w:szCs w:val="18"/>
-              </w:rPr>
-              <w:t>Faktiskā adrese: ______________________</w:t>
-            </w:r>
-          </w:p>
-          <w:p>
-            <w:pPr>
-              <w:spacing w:line="300" w:lineRule="auto"/>
-              <w:ind w:right="-341"/>
-              <w:jc w:val="both"/>
-              <w:rPr>
-                <w:sz w:val="18"/>
-                <w:szCs w:val="18"/>
-              </w:rPr>
-            </w:pPr>
-            <w:r>
-              <w:rPr>
-                <w:sz w:val="18"/>
-                <w:szCs w:val="18"/>
-              </w:rPr>
-              <w:t>Tālruņa nr.: ________________</w:t>
-            </w:r>
-          </w:p>
-          <w:p>
-            <w:pPr>
-              <w:spacing w:line="300" w:lineRule="auto"/>
-              <w:ind w:right="-341"/>
-              <w:jc w:val="both"/>
-              <w:rPr>
-                <w:sz w:val="18"/>
-                <w:szCs w:val="18"/>
-              </w:rPr>
-            </w:pPr>
-            <w:r>
-              <w:rPr>
-                <w:sz w:val="18"/>
-                <w:szCs w:val="18"/>
-              </w:rPr>
-              <w:t>E-pasta adrese: __________________</w:t>
-            </w:r>
-          </w:p>
-          <w:p>
-            <w:pPr>
-              <w:spacing w:line="300" w:lineRule="auto"/>
-              <w:ind w:right="-341"/>
-              <w:jc w:val="both"/>
-              <w:rPr>
-                <w:sz w:val="18"/>
-                <w:szCs w:val="18"/>
-              </w:rPr>
-            </w:pPr>
-            <w:r>
-              <w:rPr>
-                <w:sz w:val="18"/>
-                <w:szCs w:val="18"/>
-              </w:rPr>
-              <w:t>Banka: ______________</w:t>
-            </w:r>
-          </w:p>
-          <w:p>
-            <w:pPr>
-              <w:spacing w:line="300" w:lineRule="auto"/>
-              <w:ind w:right="-341"/>
-              <w:jc w:val="both"/>
-              <w:rPr>
-                <w:sz w:val="18"/>
-                <w:szCs w:val="18"/>
-                <w:highlight w:val="yellow"/>
-              </w:rPr>
-            </w:pPr>
-            <w:r>
-              <w:rPr>
-                <w:sz w:val="18"/>
-                <w:szCs w:val="18"/>
-              </w:rPr>
-              <w:t>Bankas konts: ______________________</w:t>
-            </w:r>
-          </w:p>
-        </w:tc>
-        <w:tc>
-          <w:tcPr>
-            <w:tcW w:w="4545" w:type="dxa"/>
-            <w:tcBorders>
-              <w:top w:val="single" w:sz="8" w:space="0" w:color="FFFFFF"/>
-              <w:left w:val="single" w:sz="8" w:space="0" w:color="FFFFFF"/>
-              <w:bottom w:val="single" w:sz="8" w:space="0" w:color="FFFFFF"/>
-              <w:right w:val="single" w:sz="8" w:space="0" w:color="FFFFFF"/>
-            </w:tcBorders>
-            <w:tcMar>
-              <w:top w:w="100" w:type="dxa"/>
-              <w:left w:w="100" w:type="dxa"/>
-              <w:bottom w:w="100" w:type="dxa"/>
-              <w:right w:w="100" w:type="dxa"/>
-            </w:tcMar>
-          </w:tcPr>
-          <w:p>
-            <w:pPr>
-              <w:spacing w:line="300" w:lineRule="auto"/>
-              <w:ind w:left="720" w:right="-705"/>
-              <w:jc w:val="both"/>
-              <w:rPr>
-                <w:b/>
-                <w:bCs/>
-                <w:sz w:val="18"/>
-                <w:szCs w:val="18"/>
-              </w:rPr>
-            </w:pPr>
-            <w:r>
-              <w:rPr>
-                <w:b/>
-                <w:bCs/>
-                <w:sz w:val="18"/>
-                <w:szCs w:val="18"/>
-              </w:rPr>
-              <w:t>VISMA:</w:t>
-            </w:r>
-          </w:p>
-          <w:p>
-            <w:pPr>
-              <w:spacing w:line="300" w:lineRule="auto"/>
-              <w:ind w:right="-988"/>
-              <w:jc w:val="both"/>
-              <w:rPr>
-                <w:sz w:val="18"/>
-                <w:szCs w:val="18"/>
-              </w:rPr>
-            </w:pPr>
-            <w:r>
-              <w:rPr>
-                <w:sz w:val="18"/>
-                <w:szCs w:val="18"/>
-              </w:rPr>
-              <w:t>SIA „</w:t>
-            </w:r>
-            <w:proofErr w:type="spellStart"/>
-            <w:r>
-              <w:rPr>
-                <w:sz w:val="18"/>
-                <w:szCs w:val="18"/>
-              </w:rPr>
-              <w:t>Visma</w:t>
-            </w:r>
-            <w:proofErr w:type="spellEnd"/>
-            <w:r>
-              <w:rPr>
-                <w:sz w:val="18"/>
-                <w:szCs w:val="18"/>
-              </w:rPr>
-              <w:t xml:space="preserve"> Enterprise”</w:t>
-            </w:r>
-          </w:p>
-          <w:p>
-            <w:pPr>
-              <w:spacing w:line="300" w:lineRule="auto"/>
-              <w:ind w:right="-988"/>
-              <w:jc w:val="both"/>
-              <w:rPr>
-                <w:sz w:val="18"/>
-                <w:szCs w:val="18"/>
-              </w:rPr>
-            </w:pPr>
-            <w:proofErr w:type="spellStart"/>
-            <w:r>
-              <w:rPr>
-                <w:sz w:val="18"/>
-                <w:szCs w:val="18"/>
-              </w:rPr>
-              <w:t>Reģ</w:t>
-            </w:r>
-            <w:proofErr w:type="spellEnd"/>
-            <w:r>
-              <w:rPr>
-                <w:sz w:val="18"/>
-                <w:szCs w:val="18"/>
-              </w:rPr>
-              <w:t>. Nr.: 40003734170</w:t>
-            </w:r>
-          </w:p>
-          <w:p>
-            <w:pPr>
-              <w:spacing w:line="300" w:lineRule="auto"/>
-              <w:ind w:right="-988"/>
-              <w:jc w:val="both"/>
-              <w:rPr>
-                <w:sz w:val="18"/>
-                <w:szCs w:val="18"/>
-              </w:rPr>
-            </w:pPr>
-            <w:r>
-              <w:rPr>
-                <w:sz w:val="18"/>
-                <w:szCs w:val="18"/>
-              </w:rPr>
-              <w:t xml:space="preserve">PVN </w:t>
-            </w:r>
-            <w:proofErr w:type="spellStart"/>
-            <w:r>
-              <w:rPr>
-                <w:sz w:val="18"/>
-                <w:szCs w:val="18"/>
-              </w:rPr>
-              <w:t>reģ</w:t>
-            </w:r>
-            <w:proofErr w:type="spellEnd"/>
-            <w:r>
-              <w:rPr>
-                <w:sz w:val="18"/>
-                <w:szCs w:val="18"/>
-              </w:rPr>
-              <w:t>. Nr.: LV40003734170</w:t>
-            </w:r>
-          </w:p>
-          <w:p>
-            <w:pPr>
-              <w:spacing w:line="300" w:lineRule="auto"/>
-              <w:ind w:right="-988"/>
-              <w:jc w:val="both"/>
-              <w:rPr>
-                <w:sz w:val="18"/>
-                <w:szCs w:val="18"/>
-              </w:rPr>
-            </w:pPr>
-            <w:r>
-              <w:rPr>
-                <w:sz w:val="18"/>
-                <w:szCs w:val="18"/>
-              </w:rPr>
-              <w:t>Juridiskā adrese: Sporta iela 11, Rīga, LV-1013</w:t>
-            </w:r>
-          </w:p>
-          <w:p>
-            <w:pPr>
-              <w:spacing w:line="300" w:lineRule="auto"/>
-              <w:ind w:right="-988"/>
-              <w:jc w:val="both"/>
-              <w:rPr>
-                <w:sz w:val="18"/>
-                <w:szCs w:val="18"/>
-              </w:rPr>
-            </w:pPr>
-            <w:r>
-              <w:rPr>
-                <w:sz w:val="18"/>
-                <w:szCs w:val="18"/>
-              </w:rPr>
-              <w:t>Faktiskā adrese: Sporta iela 11, Rīga, LV-1013</w:t>
-            </w:r>
-          </w:p>
-          <w:p>
-            <w:pPr>
-              <w:spacing w:line="300" w:lineRule="auto"/>
-              <w:ind w:right="-988"/>
-              <w:jc w:val="both"/>
-              <w:rPr>
-                <w:sz w:val="18"/>
-                <w:szCs w:val="18"/>
-              </w:rPr>
-            </w:pPr>
-            <w:r>
-              <w:rPr>
-                <w:sz w:val="18"/>
-                <w:szCs w:val="18"/>
-              </w:rPr>
-              <w:t>Tālruņa nr.: +371 67116211</w:t>
-            </w:r>
-          </w:p>
-          <w:p>
-            <w:pPr>
-              <w:spacing w:line="300" w:lineRule="auto"/>
-              <w:ind w:right="-988"/>
-              <w:jc w:val="both"/>
-              <w:rPr>
-                <w:sz w:val="18"/>
-                <w:szCs w:val="18"/>
-              </w:rPr>
-            </w:pPr>
-            <w:r>
-              <w:rPr>
-                <w:sz w:val="18"/>
-                <w:szCs w:val="18"/>
-              </w:rPr>
-              <w:t>E-pasta adrese: visma@visma.lv</w:t>
-            </w:r>
-          </w:p>
-          <w:p>
-            <w:pPr>
-              <w:spacing w:line="300" w:lineRule="auto"/>
-              <w:ind w:right="-988"/>
-              <w:jc w:val="both"/>
-              <w:rPr>
-                <w:sz w:val="18"/>
-                <w:szCs w:val="18"/>
-              </w:rPr>
-            </w:pPr>
-            <w:r>
-              <w:rPr>
-                <w:sz w:val="18"/>
-                <w:szCs w:val="18"/>
-              </w:rPr>
-              <w:t>Banka: AS Swedbank</w:t>
-            </w:r>
-          </w:p>
-          <w:p>
-            <w:pPr>
-              <w:spacing w:line="300" w:lineRule="auto"/>
-              <w:ind w:right="-988"/>
-              <w:jc w:val="both"/>
-              <w:rPr>
-                <w:i/>
-                <w:iCs/>
-                <w:sz w:val="18"/>
-                <w:szCs w:val="18"/>
-                <w:highlight w:val="yellow"/>
-              </w:rPr>
-            </w:pPr>
-            <w:r>
-              <w:rPr>
-                <w:sz w:val="18"/>
-                <w:szCs w:val="18"/>
-              </w:rPr>
-              <w:t>Bankas konts: LV74HABA0551009622637</w:t>
-            </w:r>
-          </w:p>
-        </w:tc>
-      </w:tr>
-    </w:tbl>
-    <w:p>
-      <w:pPr>
-        <w:spacing w:line="259" w:lineRule="auto"/>
-        <w:jc w:val="both"/>
-        <w:rPr>
-          <w:sz w:val="18"/>
-          <w:szCs w:val="18"/>
-        </w:rPr>
-      </w:pPr>
-    </w:p>
-    <w:tbl>
-      <w:tblPr>
-        <w:tblStyle w:val="a1"/>
-        <w:tblW w:w="8310" w:type="dxa"/>
-        <w:tblInd w:w="720" w:type="dxa"/>
-        <w:tblBorders>
-          <w:top w:val="single" w:sz="8" w:space="0" w:color="000000"/>
-          <w:left w:val="single" w:sz="8" w:space="0" w:color="000000"/>
-          <w:bottom w:val="single" w:sz="8" w:space="0" w:color="000000"/>
-          <w:right w:val="single" w:sz="8" w:space="0" w:color="000000"/>
-          <w:insideH w:val="single" w:sz="8" w:space="0" w:color="000000"/>
-          <w:insideV w:val="single" w:sz="8" w:space="0" w:color="000000"/>
-        </w:tblBorders>
-        <w:tblLayout w:type="fixed"/>
-        <w:tblLook w:val="0600" w:firstRow="0" w:lastRow="0" w:firstColumn="0" w:lastColumn="0" w:noHBand="1" w:noVBand="1"/>
-      </w:tblPr>
-      <w:tblGrid>
-        <w:gridCol w:w="4155"/>
-        <w:gridCol w:w="4155"/>
-      </w:tblGrid>
-      <w:tr>
-        <w:trPr>
-          <w:trHeight w:val="2637"/>
-        </w:trPr>
-        <w:tc>
-          <w:tcPr>
-            <w:tcW w:w="4155" w:type="dxa"/>
-            <w:tcBorders>
-              <w:top w:val="single" w:sz="8" w:space="0" w:color="FFFFFF"/>
-              <w:left w:val="single" w:sz="8" w:space="0" w:color="FFFFFF"/>
-              <w:bottom w:val="single" w:sz="8" w:space="0" w:color="FFFFFF"/>
-              <w:right w:val="single" w:sz="8" w:space="0" w:color="FFFFFF"/>
-            </w:tcBorders>
-            <w:tcMar>
-              <w:top w:w="100" w:type="dxa"/>
-              <w:left w:w="100" w:type="dxa"/>
-              <w:bottom w:w="100" w:type="dxa"/>
-              <w:right w:w="100" w:type="dxa"/>
-            </w:tcMar>
-          </w:tcPr>
-          <w:p>
-            <w:pPr>
-              <w:spacing w:before="120"/>
-              <w:ind w:right="19"/>
-              <w:jc w:val="center"/>
-              <w:rPr>
-                <w:b/>
-                <w:bCs/>
-                <w:sz w:val="18"/>
-                <w:szCs w:val="18"/>
-              </w:rPr>
-            </w:pPr>
-            <w:r>
-              <w:rPr>
-                <w:b/>
-                <w:bCs/>
-                <w:sz w:val="18"/>
-                <w:szCs w:val="18"/>
-              </w:rPr>
-              <w:lastRenderedPageBreak/>
-              <w:t>Klienta vārdā:</w:t>
-            </w:r>
-          </w:p>
-          <w:p>
-            <w:pPr>
-              <w:spacing w:before="120"/>
-              <w:ind w:right="19"/>
-              <w:jc w:val="center"/>
-              <w:rPr>
-                <w:b/>
-                <w:bCs/>
-                <w:sz w:val="18"/>
-                <w:szCs w:val="18"/>
-              </w:rPr>
-            </w:pPr>
-          </w:p>
-          <w:p>
-            <w:pPr>
-              <w:spacing w:before="120"/>
-              <w:ind w:right="19"/>
-              <w:jc w:val="center"/>
-              <w:rPr>
-                <w:b/>
-                <w:bCs/>
-                <w:sz w:val="18"/>
-                <w:szCs w:val="18"/>
-              </w:rPr>
-            </w:pPr>
-            <w:r>
-              <w:rPr>
-                <w:b/>
-                <w:bCs/>
-                <w:sz w:val="18"/>
-                <w:szCs w:val="18"/>
-              </w:rPr>
-              <w:t>____________________</w:t>
-            </w:r>
-          </w:p>
-          <w:p>
-            <w:pPr>
-              <w:ind w:right="19"/>
-              <w:jc w:val="center"/>
-              <w:rPr>
-                <w:sz w:val="18"/>
-                <w:szCs w:val="18"/>
-                <w:highlight w:val="yellow"/>
-              </w:rPr>
-            </w:pPr>
-            <w:r>
-              <w:rPr>
-                <w:sz w:val="18"/>
-                <w:szCs w:val="18"/>
-                <w:highlight w:val="yellow"/>
-              </w:rPr>
-              <w:t>/……………………/</w:t>
-            </w:r>
-          </w:p>
-          <w:p>
-            <w:pPr>
-              <w:ind w:right="19"/>
-              <w:jc w:val="center"/>
-              <w:rPr>
-                <w:sz w:val="18"/>
-                <w:szCs w:val="18"/>
-                <w:highlight w:val="yellow"/>
-              </w:rPr>
-            </w:pPr>
-          </w:p>
-          <w:p>
-            <w:pPr>
-              <w:ind w:right="19"/>
-              <w:jc w:val="center"/>
-              <w:rPr>
-                <w:sz w:val="18"/>
-                <w:szCs w:val="18"/>
-              </w:rPr>
-            </w:pPr>
-            <w:r>
-              <w:rPr>
-                <w:sz w:val="18"/>
-                <w:szCs w:val="18"/>
-              </w:rPr>
-              <w:t>Parakstīšanas datums:</w:t>
-            </w:r>
-          </w:p>
-          <w:p>
-            <w:pPr>
-              <w:ind w:left="720" w:right="19"/>
-              <w:rPr>
-                <w:sz w:val="18"/>
-                <w:szCs w:val="18"/>
-              </w:rPr>
-            </w:pPr>
-          </w:p>
-          <w:p>
-            <w:pPr>
-              <w:ind w:right="19"/>
-              <w:jc w:val="center"/>
-              <w:rPr>
-                <w:sz w:val="18"/>
-                <w:szCs w:val="18"/>
-              </w:rPr>
-            </w:pPr>
-            <w:r>
-              <w:rPr>
-                <w:sz w:val="18"/>
-                <w:szCs w:val="18"/>
-              </w:rPr>
-              <w:t>____.____.________.</w:t>
-            </w:r>
-          </w:p>
-          <w:p>
-            <w:pPr>
-              <w:ind w:right="19"/>
-              <w:jc w:val="center"/>
-              <w:rPr>
-                <w:sz w:val="18"/>
-                <w:szCs w:val="18"/>
-                <w:highlight w:val="yellow"/>
-              </w:rPr>
-            </w:pPr>
-          </w:p>
-        </w:tc>
-        <w:tc>
-          <w:tcPr>
-            <w:tcW w:w="4155" w:type="dxa"/>
-            <w:tcBorders>
-              <w:top w:val="single" w:sz="8" w:space="0" w:color="FFFFFF"/>
-              <w:left w:val="single" w:sz="8" w:space="0" w:color="FFFFFF"/>
-              <w:bottom w:val="single" w:sz="8" w:space="0" w:color="FFFFFF"/>
-              <w:right w:val="single" w:sz="8" w:space="0" w:color="FFFFFF"/>
-            </w:tcBorders>
-            <w:tcMar>
-              <w:top w:w="100" w:type="dxa"/>
-              <w:left w:w="100" w:type="dxa"/>
-              <w:bottom w:w="100" w:type="dxa"/>
-              <w:right w:w="100" w:type="dxa"/>
-            </w:tcMar>
-          </w:tcPr>
-          <w:p>
-            <w:pPr>
-              <w:spacing w:before="120"/>
-              <w:ind w:right="19"/>
-              <w:jc w:val="center"/>
-              <w:rPr>
-                <w:b/>
-                <w:bCs/>
-                <w:sz w:val="18"/>
-                <w:szCs w:val="18"/>
-              </w:rPr>
-            </w:pPr>
-            <w:r>
-              <w:rPr>
-                <w:b/>
-                <w:bCs/>
-                <w:sz w:val="18"/>
-                <w:szCs w:val="18"/>
-              </w:rPr>
-              <w:t>VISMA vārdā:</w:t>
-            </w:r>
-          </w:p>
-          <w:p>
-            <w:pPr>
-              <w:spacing w:before="120"/>
-              <w:ind w:right="19"/>
-              <w:jc w:val="center"/>
-              <w:rPr>
-                <w:b/>
-                <w:bCs/>
-                <w:sz w:val="18"/>
-                <w:szCs w:val="18"/>
-              </w:rPr>
-            </w:pPr>
-          </w:p>
-          <w:p>
-            <w:pPr>
-              <w:spacing w:before="120"/>
-              <w:ind w:right="19"/>
-              <w:jc w:val="center"/>
-              <w:rPr>
-                <w:b/>
-                <w:bCs/>
-                <w:sz w:val="18"/>
-                <w:szCs w:val="18"/>
-              </w:rPr>
-            </w:pPr>
-            <w:r>
-              <w:rPr>
-                <w:b/>
-                <w:bCs/>
-                <w:sz w:val="18"/>
-                <w:szCs w:val="18"/>
-              </w:rPr>
-              <w:t>____________________</w:t>
-            </w:r>
-          </w:p>
-          <w:p>
-            <w:pPr>
-              <w:ind w:right="19"/>
-              <w:jc w:val="center"/>
-              <w:rPr>
-                <w:sz w:val="18"/>
-                <w:szCs w:val="18"/>
-              </w:rPr>
-            </w:pPr>
-            <w:r>
-              <w:rPr>
-                <w:sz w:val="18"/>
-                <w:szCs w:val="18"/>
-                <w:highlight w:val="yellow"/>
-              </w:rPr>
-              <w:t>/……………………/</w:t>
-            </w:r>
-          </w:p>
-          <w:p>
-            <w:pPr>
-              <w:ind w:right="19"/>
-              <w:jc w:val="center"/>
-              <w:rPr>
-                <w:sz w:val="18"/>
-                <w:szCs w:val="18"/>
-              </w:rPr>
-            </w:pPr>
-          </w:p>
-          <w:p>
-            <w:pPr>
-              <w:ind w:left="141" w:right="19"/>
-              <w:jc w:val="center"/>
-              <w:rPr>
-                <w:sz w:val="18"/>
-                <w:szCs w:val="18"/>
-              </w:rPr>
-            </w:pPr>
-            <w:r>
-              <w:rPr>
-                <w:sz w:val="18"/>
-                <w:szCs w:val="18"/>
-              </w:rPr>
-              <w:t xml:space="preserve">   Parakstīšanas datums:</w:t>
-            </w:r>
-          </w:p>
-          <w:p>
-            <w:pPr>
-              <w:ind w:left="720" w:right="19"/>
-              <w:rPr>
-                <w:sz w:val="18"/>
-                <w:szCs w:val="18"/>
-              </w:rPr>
-            </w:pPr>
-          </w:p>
-          <w:p>
-            <w:pPr>
-              <w:ind w:left="141" w:right="19"/>
-              <w:jc w:val="center"/>
-              <w:rPr>
-                <w:sz w:val="18"/>
-                <w:szCs w:val="18"/>
-              </w:rPr>
-            </w:pPr>
-            <w:r>
-              <w:rPr>
-                <w:sz w:val="18"/>
-                <w:szCs w:val="18"/>
-              </w:rPr>
-              <w:t xml:space="preserve">   ____.____.________.</w:t>
-            </w:r>
-          </w:p>
-          <w:p>
-            <w:pPr>
-              <w:ind w:right="19"/>
-              <w:jc w:val="center"/>
-              <w:rPr>
-                <w:sz w:val="18"/>
-                <w:szCs w:val="18"/>
-              </w:rPr>
-            </w:pPr>
-          </w:p>
-        </w:tc>
-      </w:tr>
-    </w:tbl>
-    <w:p>
-      <w:pPr>
-        <w:jc w:val="both"/>
-        <w:rPr>
-          <w:sz w:val="18"/>
-          <w:szCs w:val="18"/>
-        </w:rPr>
-      </w:pPr>
-      <w:r>
+        <w:ind w:left="1440"/>
+        <w:jc w:val="both"/>
+        <w:rPr>
+          <w:sz w:val="18"/>
+          <w:szCs w:val="18"/>
+        </w:rPr>
+      </w:pPr>
+    </w:p>
+    <w:p>
+      <w:pPr>
+        <w:jc w:val="both"/>
         <w:rPr>
           <w:i/>
           <w:iCs/>
           <w:sz w:val="18"/>
           <w:szCs w:val="18"/>
         </w:rPr>
+      </w:pPr>
+      <w:r>
+        <w:rPr>
+          <w:i/>
+          <w:iCs/>
+          <w:sz w:val="18"/>
+          <w:szCs w:val="18"/>
+        </w:rPr>
+        <w:t>VISMA:</w:t>
+      </w:r>
+    </w:p>
+    <w:p>
+      <w:pPr>
+        <w:jc w:val="both"/>
+        <w:rPr>
+          <w:i/>
+          <w:iCs/>
+          <w:sz w:val="18"/>
+          <w:szCs w:val="18"/>
+        </w:rPr>
+      </w:pPr>
+      <w:r>
+        <w:rPr>
+          <w:i/>
+          <w:iCs/>
+          <w:sz w:val="18"/>
+          <w:szCs w:val="18"/>
+        </w:rPr>
+        <w:t>SIA „</w:t>
+      </w:r>
+      <w:proofErr w:type="spellStart"/>
+      <w:r>
+        <w:rPr>
+          <w:i/>
+          <w:iCs/>
+          <w:sz w:val="18"/>
+          <w:szCs w:val="18"/>
+        </w:rPr>
+        <w:t>Visma</w:t>
+      </w:r>
+      <w:proofErr w:type="spellEnd"/>
+      <w:r>
+        <w:rPr>
+          <w:i/>
+          <w:iCs/>
+          <w:sz w:val="18"/>
+          <w:szCs w:val="18"/>
+        </w:rPr>
+        <w:t xml:space="preserve"> Enterprise”</w:t>
+      </w:r>
+    </w:p>
+    <w:p>
+      <w:pPr>
+        <w:jc w:val="both"/>
+        <w:rPr>
+          <w:i/>
+          <w:iCs/>
+          <w:sz w:val="18"/>
+          <w:szCs w:val="18"/>
+        </w:rPr>
+      </w:pPr>
+      <w:proofErr w:type="spellStart"/>
+      <w:r>
+        <w:rPr>
+          <w:i/>
+          <w:iCs/>
+          <w:sz w:val="18"/>
+          <w:szCs w:val="18"/>
+        </w:rPr>
+        <w:t>Reģ</w:t>
+      </w:r>
+      <w:proofErr w:type="spellEnd"/>
+      <w:r>
+        <w:rPr>
+          <w:i/>
+          <w:iCs/>
+          <w:sz w:val="18"/>
+          <w:szCs w:val="18"/>
+        </w:rPr>
+        <w:t>. Nr.: 40003734170</w:t>
+      </w:r>
+    </w:p>
+    <w:p>
+      <w:pPr>
+        <w:jc w:val="both"/>
+        <w:rPr>
+          <w:i/>
+          <w:iCs/>
+          <w:sz w:val="18"/>
+          <w:szCs w:val="18"/>
+        </w:rPr>
+      </w:pPr>
+      <w:r>
+        <w:rPr>
+          <w:i/>
+          <w:iCs/>
+          <w:sz w:val="18"/>
+          <w:szCs w:val="18"/>
+        </w:rPr>
+        <w:t xml:space="preserve">PVN </w:t>
+      </w:r>
+      <w:proofErr w:type="spellStart"/>
+      <w:r>
+        <w:rPr>
+          <w:i/>
+          <w:iCs/>
+          <w:sz w:val="18"/>
+          <w:szCs w:val="18"/>
+        </w:rPr>
+        <w:t>reģ</w:t>
+      </w:r>
+      <w:proofErr w:type="spellEnd"/>
+      <w:r>
+        <w:rPr>
+          <w:i/>
+          <w:iCs/>
+          <w:sz w:val="18"/>
+          <w:szCs w:val="18"/>
+        </w:rPr>
+        <w:t>. Nr.: LV40003734170</w:t>
+      </w:r>
+    </w:p>
+    <w:p>
+      <w:pPr>
+        <w:jc w:val="both"/>
+        <w:rPr>
+          <w:i/>
+          <w:iCs/>
+          <w:sz w:val="18"/>
+          <w:szCs w:val="18"/>
+        </w:rPr>
+      </w:pPr>
+      <w:r>
+        <w:rPr>
+          <w:i/>
+          <w:iCs/>
+          <w:sz w:val="18"/>
+          <w:szCs w:val="18"/>
+        </w:rPr>
+        <w:t>Juridiskā adrese: Sporta iela 11, Rīga, LV-1013</w:t>
+      </w:r>
+    </w:p>
+    <w:p>
+      <w:pPr>
+        <w:jc w:val="both"/>
+        <w:rPr>
+          <w:i/>
+          <w:iCs/>
+          <w:sz w:val="18"/>
+          <w:szCs w:val="18"/>
+        </w:rPr>
+      </w:pPr>
+      <w:r>
+        <w:rPr>
+          <w:i/>
+          <w:iCs/>
+          <w:sz w:val="18"/>
+          <w:szCs w:val="18"/>
+        </w:rPr>
+        <w:t>Faktiskā adrese: Sporta iela 11, Rīga, LV-1013</w:t>
+      </w:r>
+    </w:p>
+    <w:p>
+      <w:pPr>
+        <w:jc w:val="both"/>
+        <w:rPr>
+          <w:i/>
+          <w:iCs/>
+          <w:sz w:val="18"/>
+          <w:szCs w:val="18"/>
+        </w:rPr>
+      </w:pPr>
+      <w:r>
+        <w:rPr>
+          <w:i/>
+          <w:iCs/>
+          <w:sz w:val="18"/>
+          <w:szCs w:val="18"/>
+        </w:rPr>
+        <w:t>Tālruņa nr.: +371 67116211</w:t>
+      </w:r>
+    </w:p>
+    <w:p>
+      <w:pPr>
+        <w:jc w:val="both"/>
+        <w:rPr>
+          <w:i/>
+          <w:iCs/>
+          <w:sz w:val="18"/>
+          <w:szCs w:val="18"/>
+        </w:rPr>
+      </w:pPr>
+      <w:r>
+        <w:rPr>
+          <w:i/>
+          <w:iCs/>
+          <w:sz w:val="18"/>
+          <w:szCs w:val="18"/>
+        </w:rPr>
+        <w:t>E-pasta adrese: visma@visma.lv</w:t>
+      </w:r>
+    </w:p>
+    <w:p>
+      <w:pPr>
+        <w:jc w:val="both"/>
+        <w:rPr>
+          <w:i/>
+          <w:iCs/>
+          <w:sz w:val="18"/>
+          <w:szCs w:val="18"/>
+        </w:rPr>
+      </w:pPr>
+      <w:r>
+        <w:rPr>
+          <w:i/>
+          <w:iCs/>
+          <w:sz w:val="18"/>
+          <w:szCs w:val="18"/>
+        </w:rPr>
+        <w:t>Banka: AS Swedbank</w:t>
+      </w:r>
+    </w:p>
+    <w:p>
+      <w:pPr>
+        <w:jc w:val="both"/>
+        <w:rPr>
+          <w:i/>
+          <w:iCs/>
+          <w:sz w:val="18"/>
+          <w:szCs w:val="18"/>
+        </w:rPr>
+      </w:pPr>
+      <w:r>
+        <w:rPr>
+          <w:i/>
+          <w:iCs/>
+          <w:sz w:val="18"/>
+          <w:szCs w:val="18"/>
+        </w:rPr>
+        <w:t>Bankas konts: LV74HABA0551009622637</w:t>
+      </w:r>
+    </w:p>
+    <w:p>
+      <w:pPr>
+        <w:jc w:val="both"/>
+        <w:rPr>
+          <w:i/>
+          <w:iCs/>
+          <w:sz w:val="18"/>
+          <w:szCs w:val="18"/>
+        </w:rPr>
+      </w:pPr>
+    </w:p>
+    <w:p>
+      <w:pPr>
+        <w:jc w:val="both"/>
+        <w:rPr>
+          <w:sz w:val="18"/>
+          <w:szCs w:val="18"/>
+        </w:rPr>
+      </w:pPr>
+      <w:r>
+        <w:rPr>
+          <w:i/>
+          <w:iCs/>
+          <w:sz w:val="18"/>
+          <w:szCs w:val="18"/>
+        </w:rPr>
         <w:t>* ja dokuments parakstīts ar elektronisko parakstu, datums skatāms laika zīmogā</w:t>
       </w:r>
     </w:p>
@@ -3460,72 +2709,6 @@
           <w:szCs w:val="18"/>
         </w:rPr>
       </w:pPr>
-    </w:p>
-    <w:p>
-      <w:pPr>
-        <w:jc w:val="both"/>
-        <w:rPr>
-          <w:sz w:val="18"/>
-          <w:szCs w:val="18"/>
-        </w:rPr>
-      </w:pPr>
-    </w:p>
-    <w:p>
-      <w:pPr>
-        <w:jc w:val="both"/>
-        <w:rPr>
-          <w:sz w:val="18"/>
-          <w:szCs w:val="18"/>
-        </w:rPr>
-      </w:pPr>
-    </w:p>
-    <w:p>
-      <w:pPr>
-        <w:jc w:val="both"/>
-        <w:rPr>
-          <w:sz w:val="18"/>
-          <w:szCs w:val="18"/>
-        </w:rPr>
-      </w:pPr>
-    </w:p>
-    <w:p>
-      <w:pPr>
-        <w:jc w:val="both"/>
-        <w:rPr>
-          <w:sz w:val="18"/>
-          <w:szCs w:val="18"/>
-        </w:rPr>
-      </w:pPr>
-    </w:p>
-    <w:p>
-      <w:pPr>
-        <w:jc w:val="both"/>
-        <w:rPr>
-          <w:sz w:val="18"/>
-          <w:szCs w:val="18"/>
-        </w:rPr>
-      </w:pPr>
-    </w:p>
-    <w:p>
-      <w:pPr>
-        <w:jc w:val="both"/>
-        <w:rPr>
-          <w:sz w:val="18"/>
-          <w:szCs w:val="18"/>
-        </w:rPr>
-      </w:pPr>
-    </w:p>
-    <w:p>
-      <w:pPr>
-        <w:jc w:val="right"/>
-        <w:rPr>
-          <w:sz w:val="18"/>
-          <w:szCs w:val="18"/>
-        </w:rPr>
-      </w:pPr>
-      <w:r>
-        <w:br w:type="page"/>
-      </w:r>
     </w:p>
     <w:p>
       <w:pPr>
@@ -3574,8 +2757,8 @@
           <w:szCs w:val="18"/>
         </w:rPr>
       </w:pPr>
-      <w:bookmarkStart w:id="9" w:name="_zhp37up61n8d" w:colFirst="0" w:colLast="0"/>
-      <w:bookmarkEnd w:id="9"/>
+      <w:bookmarkStart w:id="6" w:name="_zhp37up61n8d" w:colFirst="0" w:colLast="0"/>
+      <w:bookmarkEnd w:id="6"/>
       <w:r>
         <w:rPr>
           <w:b/>
@@ -3635,196 +2818,12 @@
           <w:highlight w:val="yellow"/>
         </w:rPr>
       </w:pPr>
-      <w:bookmarkStart w:id="10" w:name="_ly27tf8qfb3" w:colFirst="0" w:colLast="0"/>
-      <w:bookmarkEnd w:id="10"/>
-    </w:p>
-    <w:p>
-      <w:pPr>
-        <w:numPr>
-          <w:ilvl w:val="0"/>
-          <w:numId w:val="5"/>
-        </w:numPr>
-        <w:spacing w:line="259" w:lineRule="auto"/>
-        <w:jc w:val="both"/>
-        <w:rPr>
-          <w:sz w:val="18"/>
-          <w:szCs w:val="18"/>
-        </w:rPr>
-      </w:pPr>
-      <w:r>
-        <w:rPr>
-          <w:sz w:val="18"/>
-          <w:szCs w:val="18"/>
-        </w:rPr>
-        <w:t>Sākotnējā Programmas komplektācija un cenas:</w:t>
-      </w:r>
-    </w:p>
-    <w:p>
-      <w:pPr>
-        <w:spacing w:line="259" w:lineRule="auto"/>
-        <w:jc w:val="both"/>
-        <w:rPr>
-          <w:sz w:val="18"/>
-          <w:szCs w:val="18"/>
-        </w:rPr>
-      </w:pPr>
-    </w:p>
-    <w:p>
-      <w:pPr>
-        <w:rPr>
-          <w:sz w:val="18"/>
-          <w:szCs w:val="18"/>
-        </w:rPr>
-      </w:pPr>
-    </w:p>
-    <w:p>
-      <w:pPr>
-        <w:rPr>
-          <w:sz w:val="18"/>
-          <w:szCs w:val="18"/>
-        </w:rPr>
-      </w:pPr>
-    </w:p>
-    <w:p>
-      <w:pPr>
-        <w:spacing w:line="259" w:lineRule="auto"/>
-        <w:ind w:left="360"/>
-        <w:jc w:val="both"/>
-        <w:rPr>
-          <w:sz w:val="18"/>
-          <w:szCs w:val="18"/>
-        </w:rPr>
-      </w:pPr>
-    </w:p>
-    <w:p>
-      <w:pPr>
-        <w:numPr>
-          <w:ilvl w:val="0"/>
-          <w:numId w:val="9"/>
-        </w:numPr>
-        <w:spacing w:line="259" w:lineRule="auto"/>
-        <w:jc w:val="both"/>
-        <w:rPr>
-          <w:sz w:val="18"/>
-          <w:szCs w:val="18"/>
-        </w:rPr>
-      </w:pPr>
-      <w:r>
-        <w:rPr>
-          <w:sz w:val="18"/>
-          <w:szCs w:val="18"/>
-        </w:rPr>
-        <w:t>Klienta kontaktpersona:</w:t>
-      </w:r>
-      <w:r>
-        <w:rPr>
-          <w:sz w:val="18"/>
-          <w:szCs w:val="18"/>
-          <w:highlight w:val="yellow"/>
-        </w:rPr>
-        <w:t xml:space="preserve"> vārds, uzvārds</w:t>
-      </w:r>
-      <w:r>
-        <w:rPr>
-          <w:sz w:val="18"/>
-          <w:szCs w:val="18"/>
-        </w:rPr>
-        <w:t xml:space="preserve">, amats, e-pasts </w:t>
-      </w:r>
-      <w:r>
-        <w:rPr>
-          <w:sz w:val="18"/>
-          <w:szCs w:val="18"/>
-          <w:highlight w:val="white"/>
-        </w:rPr>
-        <w:t xml:space="preserve">– </w:t>
-      </w:r>
-      <w:r>
-        <w:rPr>
-          <w:sz w:val="18"/>
-          <w:szCs w:val="18"/>
-          <w:highlight w:val="yellow"/>
-        </w:rPr>
-        <w:t>__________@____________</w:t>
-      </w:r>
-      <w:r>
-        <w:rPr>
-          <w:sz w:val="18"/>
-          <w:szCs w:val="18"/>
-        </w:rPr>
-        <w:t xml:space="preserve">, tālr. nr. </w:t>
-      </w:r>
-      <w:r>
-        <w:rPr>
-          <w:sz w:val="18"/>
-          <w:szCs w:val="18"/>
-          <w:highlight w:val="white"/>
-        </w:rPr>
-        <w:t xml:space="preserve">– </w:t>
-      </w:r>
-      <w:r>
-        <w:rPr>
-          <w:sz w:val="18"/>
-          <w:szCs w:val="18"/>
-          <w:highlight w:val="yellow"/>
-        </w:rPr>
-        <w:t>_____________</w:t>
-      </w:r>
-      <w:r>
-        <w:rPr>
-          <w:sz w:val="18"/>
-          <w:szCs w:val="18"/>
-        </w:rPr>
-        <w:t>.</w:t>
-      </w:r>
-    </w:p>
-    <w:p>
-      <w:pPr>
-        <w:numPr>
-          <w:ilvl w:val="0"/>
-          <w:numId w:val="9"/>
-        </w:numPr>
-        <w:spacing w:line="259" w:lineRule="auto"/>
-        <w:jc w:val="both"/>
-        <w:rPr>
-          <w:sz w:val="18"/>
-          <w:szCs w:val="18"/>
-        </w:rPr>
-      </w:pPr>
-      <w:r>
-        <w:rPr>
-          <w:sz w:val="18"/>
-          <w:szCs w:val="18"/>
-        </w:rPr>
-        <w:t xml:space="preserve">Klienta izvēlētais Programmas izplatītājs: </w:t>
-      </w:r>
-      <w:r>
-        <w:rPr>
-          <w:sz w:val="18"/>
-          <w:szCs w:val="18"/>
-          <w:highlight w:val="yellow"/>
-        </w:rPr>
-        <w:t xml:space="preserve">nosaukums, </w:t>
-      </w:r>
-      <w:r>
-        <w:rPr>
-          <w:sz w:val="18"/>
-          <w:szCs w:val="18"/>
-        </w:rPr>
-        <w:t>reģistrācijas Nr.</w:t>
-      </w:r>
-      <w:r>
-        <w:rPr>
-          <w:sz w:val="18"/>
-          <w:szCs w:val="18"/>
-          <w:highlight w:val="yellow"/>
-        </w:rPr>
-        <w:t>______________</w:t>
-      </w:r>
-    </w:p>
-    <w:p>
-      <w:pPr>
-        <w:spacing w:line="259" w:lineRule="auto"/>
+      <w:bookmarkStart w:id="7" w:name="_ly27tf8qfb3" w:colFirst="0" w:colLast="0"/>
+      <w:bookmarkEnd w:id="7"/>
+    </w:p>
+    <w:p>
+      <w:pPr>
+        <w:spacing w:before="240" w:after="200" w:line="256" w:lineRule="auto"/>
         <w:jc w:val="both"/>
         <w:rPr>
           <w:b/>
@@ -3833,60 +2832,110 @@
           <w:szCs w:val="18"/>
         </w:rPr>
       </w:pPr>
-    </w:p>
-    <w:p>
-      <w:pPr>
-        <w:spacing w:line="259" w:lineRule="auto"/>
-        <w:jc w:val="both"/>
-        <w:rPr>
-          <w:sz w:val="18"/>
-          <w:szCs w:val="18"/>
-        </w:rPr>
-      </w:pPr>
-      <w:r>
+      <w:r>
+        <w:rPr>
+          <w:sz w:val="18"/>
+          <w:szCs w:val="18"/>
+        </w:rPr>
+        <w:t xml:space="preserve">** Norādītā kopējā summa, kas ir maksa par Programmas abonēšanu, tiek maksāta sākot no nākamā kalendārā mēneša pēc Abonēšanas pakalpojuma pirmreizējas aktivizēšanas. Abonēšanas pakalpojums pirmreizēji tiek aktivizēts, kad Klientam tiek </w:t>
+      </w:r>
+      <w:r>
+        <w:rPr>
+          <w:sz w:val="18"/>
+          <w:szCs w:val="18"/>
+        </w:rPr>
+        <w:lastRenderedPageBreak/>
+        <w:t xml:space="preserve">nosūtīta </w:t>
+      </w:r>
+      <w:proofErr w:type="spellStart"/>
+      <w:r>
+        <w:rPr>
+          <w:sz w:val="18"/>
+          <w:szCs w:val="18"/>
+        </w:rPr>
+        <w:t>infromācija</w:t>
+      </w:r>
+      <w:proofErr w:type="spellEnd"/>
+      <w:r>
+        <w:rPr>
+          <w:sz w:val="18"/>
+          <w:szCs w:val="18"/>
+        </w:rPr>
+        <w:t xml:space="preserve"> par Abonēšanas pakalpojuma aktivizēšanu, kas notiek neilgi pēc Līguma noslēgšanas vai uzsākot ieviešanas projektu.</w:t>
+      </w:r>
+    </w:p>
+    <w:p>
+      <w:pPr>
+        <w:jc w:val="both"/>
+        <w:rPr>
+          <w:sz w:val="18"/>
+          <w:szCs w:val="18"/>
+          <w:shd w:val="clear" w:color="auto" w:fill="D9EAD3"/>
+        </w:rPr>
+      </w:pPr>
+      <w:r>
+        <w:rPr>
+          <w:i/>
+          <w:iCs/>
+          <w:sz w:val="18"/>
+          <w:szCs w:val="18"/>
+        </w:rPr>
+        <w:t>* ja dokuments parakstīts ar elektronisko parakstu, datums skatāms laika zīmogā</w:t>
+      </w:r>
+    </w:p>
+    <w:p>
+      <w:pPr>
+        <w:spacing w:line="240" w:lineRule="auto"/>
+        <w:jc w:val="center"/>
+        <w:rPr>
+          <w:sz w:val="18"/>
+          <w:szCs w:val="18"/>
+        </w:rPr>
+      </w:pPr>
+    </w:p>
+    <w:p>
+      <w:pPr>
+        <w:jc w:val="right"/>
+        <w:rPr>
+          <w:sz w:val="18"/>
+          <w:szCs w:val="18"/>
+        </w:rPr>
+      </w:pPr>
+      <w:r>
+        <w:br w:type="page"/>
+      </w:r>
+    </w:p>
+    <w:p>
+      <w:pPr>
+        <w:jc w:val="right"/>
         <w:rPr>
           <w:b/>
           <w:bCs/>
           <w:sz w:val="18"/>
           <w:szCs w:val="18"/>
         </w:rPr>
-        <w:t>*</w:t>
-      </w:r>
-      <w:r>
-        <w:rPr>
-          <w:sz w:val="18"/>
-          <w:szCs w:val="18"/>
-        </w:rPr>
-        <w:t xml:space="preserve"> aktuālās Abonēšanas cenas tiek publicētas vietnē</w:t>
-      </w:r>
-      <w:hyperlink r:id="rId10">
-        <w:r>
-          <w:rPr>
-            <w:color w:val="1155CC"/>
-            <w:sz w:val="18"/>
-            <w:szCs w:val="18"/>
-            <w:u w:val="single"/>
-          </w:rPr>
-          <w:t xml:space="preserve"> </w:t>
-        </w:r>
-      </w:hyperlink>
-      <w:hyperlink r:id="rId11">
-        <w:r>
-          <w:rPr>
-            <w:color w:val="1155CC"/>
-            <w:sz w:val="18"/>
-            <w:szCs w:val="18"/>
-            <w:highlight w:val="white"/>
-            <w:u w:val="single"/>
-          </w:rPr>
-          <w:t>https://www.visma.lv/horizon/horizon-sadarbibas-noteikumi/</w:t>
-        </w:r>
-      </w:hyperlink>
-    </w:p>
-    <w:p>
-      <w:pPr>
-        <w:spacing w:before="240" w:after="200" w:line="256" w:lineRule="auto"/>
-        <w:jc w:val="both"/>
+      </w:pPr>
+      <w:r>
+        <w:rPr>
+          <w:sz w:val="18"/>
+          <w:szCs w:val="18"/>
+        </w:rPr>
+        <w:lastRenderedPageBreak/>
+        <w:t>Pielikums pie Līguma par pakalpojumu sniegšanu Nr</w:t>
+      </w:r>
+      <w:r>
+        <w:rPr>
+          <w:sz w:val="18"/>
+          <w:szCs w:val="18"/>
+          <w:highlight w:val="yellow"/>
+        </w:rPr>
+        <w:t>. ____________</w:t>
+      </w:r>
+    </w:p>
+    <w:p>
+      <w:pPr>
+        <w:spacing w:after="200" w:line="240" w:lineRule="auto"/>
+        <w:jc w:val="center"/>
         <w:rPr>
           <w:b/>
           <w:bCs/>
@@ -3894,423 +2943,11 @@
           <w:szCs w:val="18"/>
         </w:rPr>
       </w:pPr>
-      <w:r>
-        <w:rPr>
-          <w:sz w:val="18"/>
-          <w:szCs w:val="18"/>
-        </w:rPr>
-        <w:t xml:space="preserve">** Norādītā kopējā summa, kas ir maksa par Programmas abonēšanu, tiek maksāta sākot no nākamā kalendārā mēneša pēc Abonēšanas pakalpojuma pirmreizējas aktivizēšanas. Abonēšanas pakalpojums pirmreizēji tiek aktivizēts, kad Klientam tiek nosūtīta </w:t>
-      </w:r>
-      <w:proofErr w:type="spellStart"/>
-      <w:r>
-        <w:rPr>
-          <w:sz w:val="18"/>
-          <w:szCs w:val="18"/>
-        </w:rPr>
-        <w:t>infromācija</w:t>
-      </w:r>
-      <w:proofErr w:type="spellEnd"/>
-      <w:r>
-        <w:rPr>
-          <w:sz w:val="18"/>
-          <w:szCs w:val="18"/>
-        </w:rPr>
-        <w:t xml:space="preserve"> par Abonēšanas pakalpojuma aktivizēšanu, kas notiek neilgi pēc Līguma noslēgšanas vai uzsākot ieviešanas projektu.</w:t>
-      </w:r>
-    </w:p>
-    <w:p>
-      <w:pPr>
-        <w:spacing w:line="259" w:lineRule="auto"/>
-        <w:jc w:val="both"/>
-        <w:rPr>
-          <w:sz w:val="18"/>
-          <w:szCs w:val="18"/>
-        </w:rPr>
-      </w:pPr>
-    </w:p>
-    <w:tbl>
-      <w:tblPr>
-        <w:tblStyle w:val="a4"/>
-        <w:tblW w:w="8310" w:type="dxa"/>
-        <w:tblInd w:w="720" w:type="dxa"/>
-        <w:tblBorders>
-          <w:top w:val="single" w:sz="8" w:space="0" w:color="000000"/>
-          <w:left w:val="single" w:sz="8" w:space="0" w:color="000000"/>
-          <w:bottom w:val="single" w:sz="8" w:space="0" w:color="000000"/>
-          <w:right w:val="single" w:sz="8" w:space="0" w:color="000000"/>
-          <w:insideH w:val="single" w:sz="8" w:space="0" w:color="000000"/>
-          <w:insideV w:val="single" w:sz="8" w:space="0" w:color="000000"/>
-        </w:tblBorders>
-        <w:tblLayout w:type="fixed"/>
-        <w:tblLook w:val="0600" w:firstRow="0" w:lastRow="0" w:firstColumn="0" w:lastColumn="0" w:noHBand="1" w:noVBand="1"/>
-      </w:tblPr>
-      <w:tblGrid>
-        <w:gridCol w:w="4155"/>
-        <w:gridCol w:w="4155"/>
-      </w:tblGrid>
-      <w:tr>
-        <w:trPr>
-          <w:trHeight w:val="2637"/>
-        </w:trPr>
-        <w:tc>
-          <w:tcPr>
-            <w:tcW w:w="4155" w:type="dxa"/>
-            <w:tcBorders>
-              <w:top w:val="single" w:sz="8" w:space="0" w:color="FFFFFF"/>
-              <w:left w:val="single" w:sz="8" w:space="0" w:color="FFFFFF"/>
-              <w:bottom w:val="single" w:sz="8" w:space="0" w:color="FFFFFF"/>
-              <w:right w:val="single" w:sz="8" w:space="0" w:color="FFFFFF"/>
-            </w:tcBorders>
-            <w:tcMar>
-              <w:top w:w="100" w:type="dxa"/>
-              <w:left w:w="100" w:type="dxa"/>
-              <w:bottom w:w="100" w:type="dxa"/>
-              <w:right w:w="100" w:type="dxa"/>
-            </w:tcMar>
-          </w:tcPr>
-          <w:p>
-            <w:pPr>
-              <w:spacing w:before="120"/>
-              <w:ind w:right="19"/>
-              <w:jc w:val="center"/>
-              <w:rPr>
-                <w:b/>
-                <w:bCs/>
-                <w:sz w:val="18"/>
-                <w:szCs w:val="18"/>
-              </w:rPr>
-            </w:pPr>
-            <w:r>
-              <w:rPr>
-                <w:b/>
-                <w:bCs/>
-                <w:sz w:val="18"/>
-                <w:szCs w:val="18"/>
-              </w:rPr>
-              <w:t>Klienta vārdā:</w:t>
-            </w:r>
-          </w:p>
-          <w:p>
-            <w:pPr>
-              <w:spacing w:before="120"/>
-              <w:ind w:right="19"/>
-              <w:jc w:val="center"/>
-              <w:rPr>
-                <w:b/>
-                <w:bCs/>
-                <w:sz w:val="18"/>
-                <w:szCs w:val="18"/>
-              </w:rPr>
-            </w:pPr>
-          </w:p>
-          <w:p>
-            <w:pPr>
-              <w:spacing w:before="120"/>
-              <w:ind w:right="19"/>
-              <w:jc w:val="center"/>
-              <w:rPr>
-                <w:b/>
-                <w:bCs/>
-                <w:sz w:val="18"/>
-                <w:szCs w:val="18"/>
-              </w:rPr>
-            </w:pPr>
-            <w:r>
-              <w:rPr>
-                <w:b/>
-                <w:bCs/>
-                <w:sz w:val="18"/>
-                <w:szCs w:val="18"/>
-              </w:rPr>
-              <w:t>____________________</w:t>
-            </w:r>
-          </w:p>
-          <w:p>
-            <w:pPr>
-              <w:ind w:right="19"/>
-              <w:jc w:val="center"/>
-              <w:rPr>
-                <w:sz w:val="18"/>
-                <w:szCs w:val="18"/>
-                <w:highlight w:val="yellow"/>
-              </w:rPr>
-            </w:pPr>
-            <w:r>
-              <w:rPr>
-                <w:sz w:val="18"/>
-                <w:szCs w:val="18"/>
-                <w:highlight w:val="yellow"/>
-              </w:rPr>
-              <w:t>/……………………/</w:t>
-            </w:r>
-          </w:p>
-          <w:p>
-            <w:pPr>
-              <w:ind w:right="19"/>
-              <w:jc w:val="center"/>
-              <w:rPr>
-                <w:sz w:val="18"/>
-                <w:szCs w:val="18"/>
-                <w:highlight w:val="yellow"/>
-              </w:rPr>
-            </w:pPr>
-          </w:p>
-          <w:p>
-            <w:pPr>
-              <w:ind w:right="19"/>
-              <w:jc w:val="center"/>
-              <w:rPr>
-                <w:sz w:val="18"/>
-                <w:szCs w:val="18"/>
-              </w:rPr>
-            </w:pPr>
-            <w:r>
-              <w:rPr>
-                <w:sz w:val="18"/>
-                <w:szCs w:val="18"/>
-              </w:rPr>
-              <w:t>Parakstīšanas datums:</w:t>
-            </w:r>
-          </w:p>
-          <w:p>
-            <w:pPr>
-              <w:ind w:left="720" w:right="19"/>
-              <w:rPr>
-                <w:sz w:val="18"/>
-                <w:szCs w:val="18"/>
-              </w:rPr>
-            </w:pPr>
-          </w:p>
-          <w:p>
-            <w:pPr>
-              <w:ind w:right="19"/>
-              <w:jc w:val="center"/>
-              <w:rPr>
-                <w:sz w:val="18"/>
-                <w:szCs w:val="18"/>
-              </w:rPr>
-            </w:pPr>
-            <w:r>
-              <w:rPr>
-                <w:sz w:val="18"/>
-                <w:szCs w:val="18"/>
-              </w:rPr>
-              <w:t>____.____.________.</w:t>
-            </w:r>
-          </w:p>
-          <w:p>
-            <w:pPr>
-              <w:ind w:right="19"/>
-              <w:jc w:val="center"/>
-              <w:rPr>
-                <w:sz w:val="18"/>
-                <w:szCs w:val="18"/>
-                <w:highlight w:val="yellow"/>
-              </w:rPr>
-            </w:pPr>
-          </w:p>
-        </w:tc>
-        <w:tc>
-          <w:tcPr>
-            <w:tcW w:w="4155" w:type="dxa"/>
-            <w:tcBorders>
-              <w:top w:val="single" w:sz="8" w:space="0" w:color="FFFFFF"/>
-              <w:left w:val="single" w:sz="8" w:space="0" w:color="FFFFFF"/>
-              <w:bottom w:val="single" w:sz="8" w:space="0" w:color="FFFFFF"/>
-              <w:right w:val="single" w:sz="8" w:space="0" w:color="FFFFFF"/>
-            </w:tcBorders>
-            <w:tcMar>
-              <w:top w:w="100" w:type="dxa"/>
-              <w:left w:w="100" w:type="dxa"/>
-              <w:bottom w:w="100" w:type="dxa"/>
-              <w:right w:w="100" w:type="dxa"/>
-            </w:tcMar>
-          </w:tcPr>
-          <w:p>
-            <w:pPr>
-              <w:spacing w:before="120"/>
-              <w:ind w:right="19"/>
-              <w:jc w:val="center"/>
-              <w:rPr>
-                <w:b/>
-                <w:bCs/>
-                <w:sz w:val="18"/>
-                <w:szCs w:val="18"/>
-              </w:rPr>
-            </w:pPr>
-            <w:r>
-              <w:rPr>
-                <w:b/>
-                <w:bCs/>
-                <w:sz w:val="18"/>
-                <w:szCs w:val="18"/>
-              </w:rPr>
-              <w:t>VISMA vārdā:</w:t>
-            </w:r>
-          </w:p>
-          <w:p>
-            <w:pPr>
-              <w:spacing w:before="120"/>
-              <w:ind w:right="19"/>
-              <w:jc w:val="center"/>
-              <w:rPr>
-                <w:b/>
-                <w:bCs/>
-                <w:sz w:val="18"/>
-                <w:szCs w:val="18"/>
-              </w:rPr>
-            </w:pPr>
-          </w:p>
-          <w:p>
-            <w:pPr>
-              <w:spacing w:before="120"/>
-              <w:ind w:right="19"/>
-              <w:jc w:val="center"/>
-              <w:rPr>
-                <w:b/>
-                <w:bCs/>
-                <w:sz w:val="18"/>
-                <w:szCs w:val="18"/>
-              </w:rPr>
-            </w:pPr>
-            <w:r>
-              <w:rPr>
-                <w:b/>
-                <w:bCs/>
-                <w:sz w:val="18"/>
-                <w:szCs w:val="18"/>
-              </w:rPr>
-              <w:t>____________________</w:t>
-            </w:r>
-          </w:p>
-          <w:p>
-            <w:pPr>
-              <w:ind w:right="19"/>
-              <w:jc w:val="center"/>
-              <w:rPr>
-                <w:sz w:val="18"/>
-                <w:szCs w:val="18"/>
-              </w:rPr>
-            </w:pPr>
-            <w:r>
-              <w:rPr>
-                <w:sz w:val="18"/>
-                <w:szCs w:val="18"/>
-                <w:highlight w:val="yellow"/>
-              </w:rPr>
-              <w:t>/……………………/</w:t>
-            </w:r>
-          </w:p>
-          <w:p>
-            <w:pPr>
-              <w:ind w:right="19"/>
-              <w:jc w:val="center"/>
-              <w:rPr>
-                <w:sz w:val="18"/>
-                <w:szCs w:val="18"/>
-              </w:rPr>
-            </w:pPr>
-          </w:p>
-          <w:p>
-            <w:pPr>
-              <w:ind w:left="141" w:right="19"/>
-              <w:jc w:val="center"/>
-              <w:rPr>
-                <w:sz w:val="18"/>
-                <w:szCs w:val="18"/>
-              </w:rPr>
-            </w:pPr>
-            <w:r>
-              <w:rPr>
-                <w:sz w:val="18"/>
-                <w:szCs w:val="18"/>
-              </w:rPr>
-              <w:t xml:space="preserve">   Parakstīšanas datums:</w:t>
-            </w:r>
-          </w:p>
-          <w:p>
-            <w:pPr>
-              <w:ind w:left="720" w:right="19"/>
-              <w:rPr>
-                <w:sz w:val="18"/>
-                <w:szCs w:val="18"/>
-              </w:rPr>
-            </w:pPr>
-          </w:p>
-          <w:p>
-            <w:pPr>
-              <w:ind w:left="141" w:right="19"/>
-              <w:jc w:val="center"/>
-              <w:rPr>
-                <w:sz w:val="18"/>
-                <w:szCs w:val="18"/>
-              </w:rPr>
-            </w:pPr>
-            <w:r>
-              <w:rPr>
-                <w:sz w:val="18"/>
-                <w:szCs w:val="18"/>
-              </w:rPr>
-              <w:t xml:space="preserve">   ____.____.________.</w:t>
-            </w:r>
-          </w:p>
-          <w:p>
-            <w:pPr>
-              <w:ind w:right="19"/>
-              <w:jc w:val="center"/>
-              <w:rPr>
-                <w:sz w:val="18"/>
-                <w:szCs w:val="18"/>
-              </w:rPr>
-            </w:pPr>
-          </w:p>
-        </w:tc>
-      </w:tr>
-    </w:tbl>
-    <w:p>
-      <w:pPr>
-        <w:jc w:val="both"/>
-        <w:rPr>
-          <w:sz w:val="18"/>
-          <w:szCs w:val="18"/>
-          <w:shd w:val="clear" w:color="auto" w:fill="D9EAD3"/>
-        </w:rPr>
-      </w:pPr>
-      <w:r>
-        <w:rPr>
-          <w:i/>
-          <w:iCs/>
-          <w:sz w:val="18"/>
-          <w:szCs w:val="18"/>
-        </w:rPr>
-        <w:t>* ja dokuments parakstīts ar elektronisko parakstu, datums skatāms laika zīmogā</w:t>
-      </w:r>
-    </w:p>
-    <w:p>
-      <w:pPr>
-        <w:spacing w:line="240" w:lineRule="auto"/>
+    </w:p>
+    <w:p>
+      <w:pPr>
+        <w:spacing w:after="200" w:line="240" w:lineRule="auto"/>
         <w:jc w:val="center"/>
-        <w:rPr>
-          <w:sz w:val="18"/>
-          <w:szCs w:val="18"/>
-        </w:rPr>
-      </w:pPr>
-    </w:p>
-    <w:p>
-      <w:pPr>
-        <w:jc w:val="right"/>
-        <w:rPr>
-          <w:sz w:val="18"/>
-          <w:szCs w:val="18"/>
-        </w:rPr>
-      </w:pPr>
-      <w:r>
-        <w:br w:type="page"/>
-      </w:r>
-    </w:p>
-    <w:p>
-      <w:pPr>
-        <w:jc w:val="right"/>
         <w:rPr>
           <w:b/>
           <w:bCs/>
@@ -4320,44 +2957,24 @@
       </w:pPr>
       <w:r>
         <w:rPr>
-          <w:sz w:val="18"/>
-          <w:szCs w:val="18"/>
-        </w:rPr>
-        <w:lastRenderedPageBreak/>
-        <w:t>Pielikums pie Līguma par pakalpojumu sniegšanu Nr</w:t>
-      </w:r>
-      <w:r>
-        <w:rPr>
-          <w:sz w:val="18"/>
-          <w:szCs w:val="18"/>
-          <w:highlight w:val="yellow"/>
-        </w:rPr>
-        <w:t>. ____________</w:t>
-      </w:r>
-    </w:p>
-    <w:p>
-      <w:pPr>
-        <w:spacing w:after="200" w:line="240" w:lineRule="auto"/>
-        <w:jc w:val="center"/>
-        <w:rPr>
           <w:b/>
           <w:bCs/>
           <w:sz w:val="18"/>
           <w:szCs w:val="18"/>
         </w:rPr>
-      </w:pPr>
-    </w:p>
-    <w:p>
-      <w:pPr>
-        <w:spacing w:after="200" w:line="240" w:lineRule="auto"/>
-        <w:jc w:val="center"/>
+        <w:t>Resursu vadības sistēmas „</w:t>
+      </w:r>
+      <w:proofErr w:type="spellStart"/>
+      <w:r>
         <w:rPr>
           <w:b/>
           <w:bCs/>
           <w:sz w:val="18"/>
           <w:szCs w:val="18"/>
         </w:rPr>
-      </w:pPr>
+        <w:t>Horizon</w:t>
+      </w:r>
+      <w:proofErr w:type="spellEnd"/>
       <w:r>
         <w:rPr>
           <w:b/>
@@ -4365,490 +2982,9 @@
           <w:sz w:val="18"/>
           <w:szCs w:val="18"/>
         </w:rPr>
-        <w:t>Resursu vadības sistēmas „</w:t>
-      </w:r>
-      <w:proofErr w:type="spellStart"/>
-      <w:r>
-        <w:rPr>
-          <w:b/>
-          <w:bCs/>
-          <w:sz w:val="18"/>
-          <w:szCs w:val="18"/>
-        </w:rPr>
-        <w:t>Horizon</w:t>
-      </w:r>
-      <w:proofErr w:type="spellEnd"/>
-      <w:r>
-        <w:rPr>
-          <w:b/>
-          <w:bCs/>
-          <w:sz w:val="18"/>
-          <w:szCs w:val="18"/>
-        </w:rPr>
         <w:t>” ieviešanas / izstrādes darbu specifikācija</w:t>
       </w:r>
     </w:p>
-    <w:p>
-      <w:pPr>
-        <w:jc w:val="both"/>
-        <w:rPr>
-          <w:i/>
-          <w:iCs/>
-          <w:sz w:val="18"/>
-          <w:szCs w:val="18"/>
-        </w:rPr>
-      </w:pPr>
-    </w:p>
-    <w:p>
-      <w:pPr>
-        <w:spacing w:line="259" w:lineRule="auto"/>
-        <w:ind w:left="720"/>
-        <w:jc w:val="both"/>
-        <w:rPr>
-          <w:sz w:val="18"/>
-          <w:szCs w:val="18"/>
-        </w:rPr>
-      </w:pPr>
-      <w:bookmarkStart w:id="11" w:name="_gjdgxs" w:colFirst="0" w:colLast="0"/>
-      <w:bookmarkEnd w:id="11"/>
-    </w:p>
-    <w:p>
-      <w:pPr>
-        <w:pBdr>
-          <w:top w:val="nil"/>
-          <w:left w:val="nil"/>
-          <w:bottom w:val="nil"/>
-          <w:right w:val="nil"/>
-          <w:between w:val="nil"/>
-        </w:pBdr>
-        <w:spacing w:line="259" w:lineRule="auto"/>
-        <w:jc w:val="both"/>
-        <w:rPr>
-          <w:sz w:val="18"/>
-          <w:szCs w:val="18"/>
-        </w:rPr>
-      </w:pPr>
-      <w:r>
-        <w:rPr>
-          <w:sz w:val="18"/>
-          <w:szCs w:val="18"/>
-        </w:rPr>
-        <w:t>Klienta kontaktpersona:</w:t>
-      </w:r>
-      <w:r>
-        <w:rPr>
-          <w:i/>
-          <w:iCs/>
-          <w:sz w:val="18"/>
-          <w:szCs w:val="18"/>
-          <w:highlight w:val="yellow"/>
-          <w:u w:val="single"/>
-        </w:rPr>
-        <w:t xml:space="preserve"> vārds, uzvārds</w:t>
-      </w:r>
-      <w:r>
-        <w:rPr>
-          <w:sz w:val="18"/>
-          <w:szCs w:val="18"/>
-        </w:rPr>
-        <w:t xml:space="preserve">, e-pasts – </w:t>
-      </w:r>
-      <w:hyperlink r:id="rId12">
-        <w:r>
-          <w:rPr>
-            <w:color w:val="0563C1"/>
-            <w:sz w:val="18"/>
-            <w:szCs w:val="18"/>
-            <w:highlight w:val="yellow"/>
-            <w:u w:val="single"/>
-          </w:rPr>
-          <w:t>______________@__________</w:t>
-        </w:r>
-      </w:hyperlink>
-      <w:r>
-        <w:rPr>
-          <w:sz w:val="18"/>
-          <w:szCs w:val="18"/>
-        </w:rPr>
-        <w:t xml:space="preserve">, tālr. nr. – </w:t>
-      </w:r>
-      <w:r>
-        <w:rPr>
-          <w:sz w:val="18"/>
-          <w:szCs w:val="18"/>
-          <w:highlight w:val="yellow"/>
-        </w:rPr>
-        <w:t>_____________</w:t>
-      </w:r>
-      <w:r>
-        <w:rPr>
-          <w:sz w:val="18"/>
-          <w:szCs w:val="18"/>
-        </w:rPr>
-        <w:t>.</w:t>
-      </w:r>
-    </w:p>
-    <w:p>
-      <w:pPr>
-        <w:spacing w:before="120" w:line="240" w:lineRule="auto"/>
-        <w:jc w:val="both"/>
-        <w:rPr>
-          <w:b/>
-          <w:bCs/>
-          <w:sz w:val="18"/>
-          <w:szCs w:val="18"/>
-        </w:rPr>
-      </w:pPr>
-    </w:p>
-    <w:p>
-      <w:pPr>
-        <w:spacing w:line="259" w:lineRule="auto"/>
-        <w:jc w:val="both"/>
-        <w:rPr>
-          <w:sz w:val="18"/>
-          <w:szCs w:val="18"/>
-        </w:rPr>
-      </w:pPr>
-    </w:p>
-    <w:tbl>
-      <w:tblPr>
-        <w:tblStyle w:val="a6"/>
-        <w:tblW w:w="8310" w:type="dxa"/>
-        <w:tblInd w:w="720" w:type="dxa"/>
-        <w:tblBorders>
-          <w:top w:val="single" w:sz="8" w:space="0" w:color="000000"/>
-          <w:left w:val="single" w:sz="8" w:space="0" w:color="000000"/>
-          <w:bottom w:val="single" w:sz="8" w:space="0" w:color="000000"/>
-          <w:right w:val="single" w:sz="8" w:space="0" w:color="000000"/>
-          <w:insideH w:val="single" w:sz="8" w:space="0" w:color="000000"/>
-          <w:insideV w:val="single" w:sz="8" w:space="0" w:color="000000"/>
-        </w:tblBorders>
-        <w:tblLayout w:type="fixed"/>
-        <w:tblLook w:val="0600" w:firstRow="0" w:lastRow="0" w:firstColumn="0" w:lastColumn="0" w:noHBand="1" w:noVBand="1"/>
-      </w:tblPr>
-      <w:tblGrid>
-        <w:gridCol w:w="4155"/>
-        <w:gridCol w:w="4155"/>
-      </w:tblGrid>
-      <w:tr>
-        <w:trPr>
-          <w:trHeight w:val="2637"/>
-        </w:trPr>
-        <w:tc>
-          <w:tcPr>
-            <w:tcW w:w="4155" w:type="dxa"/>
-            <w:tcBorders>
-              <w:top w:val="single" w:sz="8" w:space="0" w:color="FFFFFF"/>
-              <w:left w:val="single" w:sz="8" w:space="0" w:color="FFFFFF"/>
-              <w:bottom w:val="single" w:sz="8" w:space="0" w:color="FFFFFF"/>
-              <w:right w:val="single" w:sz="8" w:space="0" w:color="FFFFFF"/>
-            </w:tcBorders>
-            <w:tcMar>
-              <w:top w:w="100" w:type="dxa"/>
-              <w:left w:w="100" w:type="dxa"/>
-              <w:bottom w:w="100" w:type="dxa"/>
-              <w:right w:w="100" w:type="dxa"/>
-            </w:tcMar>
-          </w:tcPr>
-          <w:p>
-            <w:pPr>
-              <w:spacing w:before="120"/>
-              <w:ind w:right="19"/>
-              <w:jc w:val="center"/>
-              <w:rPr>
-                <w:b/>
-                <w:bCs/>
-                <w:sz w:val="18"/>
-                <w:szCs w:val="18"/>
-              </w:rPr>
-            </w:pPr>
-            <w:r>
-              <w:rPr>
-                <w:b/>
-                <w:bCs/>
-                <w:sz w:val="18"/>
-                <w:szCs w:val="18"/>
-              </w:rPr>
-              <w:t>Klienta vārdā:</w:t>
-            </w:r>
-          </w:p>
-          <w:p>
-            <w:pPr>
-              <w:spacing w:before="120"/>
-              <w:ind w:right="19"/>
-              <w:jc w:val="center"/>
-              <w:rPr>
-                <w:b/>
-                <w:bCs/>
-                <w:sz w:val="18"/>
-                <w:szCs w:val="18"/>
-              </w:rPr>
-            </w:pPr>
-          </w:p>
-          <w:p>
-            <w:pPr>
-              <w:spacing w:before="120"/>
-              <w:ind w:right="19"/>
-              <w:jc w:val="center"/>
-              <w:rPr>
-                <w:b/>
-                <w:bCs/>
-                <w:sz w:val="18"/>
-                <w:szCs w:val="18"/>
-              </w:rPr>
-            </w:pPr>
-            <w:r>
-              <w:rPr>
-                <w:b/>
-                <w:bCs/>
-                <w:sz w:val="18"/>
-                <w:szCs w:val="18"/>
-              </w:rPr>
-              <w:t>____________________</w:t>
-            </w:r>
-          </w:p>
-          <w:p>
-            <w:pPr>
-              <w:ind w:right="19"/>
-              <w:jc w:val="center"/>
-              <w:rPr>
-                <w:sz w:val="18"/>
-                <w:szCs w:val="18"/>
-                <w:highlight w:val="yellow"/>
-              </w:rPr>
-            </w:pPr>
-            <w:r>
-              <w:rPr>
-                <w:sz w:val="18"/>
-                <w:szCs w:val="18"/>
-                <w:highlight w:val="yellow"/>
-              </w:rPr>
-              <w:t>/……………………/</w:t>
-            </w:r>
-          </w:p>
-          <w:p>
-            <w:pPr>
-              <w:ind w:right="19"/>
-              <w:jc w:val="center"/>
-              <w:rPr>
-                <w:sz w:val="18"/>
-                <w:szCs w:val="18"/>
-                <w:highlight w:val="yellow"/>
-              </w:rPr>
-            </w:pPr>
-          </w:p>
-          <w:p>
-            <w:pPr>
-              <w:ind w:right="19"/>
-              <w:jc w:val="center"/>
-              <w:rPr>
-                <w:sz w:val="18"/>
-                <w:szCs w:val="18"/>
-              </w:rPr>
-            </w:pPr>
-            <w:r>
-              <w:rPr>
-                <w:sz w:val="18"/>
-                <w:szCs w:val="18"/>
-              </w:rPr>
-              <w:t>Parakstīšanas datums:</w:t>
-            </w:r>
-          </w:p>
-          <w:p>
-            <w:pPr>
-              <w:ind w:left="720" w:right="19"/>
-              <w:rPr>
-                <w:sz w:val="18"/>
-                <w:szCs w:val="18"/>
-              </w:rPr>
-            </w:pPr>
-          </w:p>
-          <w:p>
-            <w:pPr>
-              <w:ind w:right="19"/>
-              <w:jc w:val="center"/>
-              <w:rPr>
-                <w:sz w:val="18"/>
-                <w:szCs w:val="18"/>
-              </w:rPr>
-            </w:pPr>
-            <w:r>
-              <w:rPr>
-                <w:sz w:val="18"/>
-                <w:szCs w:val="18"/>
-              </w:rPr>
-              <w:t>____.____.________.</w:t>
-            </w:r>
-          </w:p>
-          <w:p>
-            <w:pPr>
-              <w:ind w:right="19"/>
-              <w:jc w:val="center"/>
-              <w:rPr>
-                <w:sz w:val="18"/>
-                <w:szCs w:val="18"/>
-                <w:highlight w:val="yellow"/>
-              </w:rPr>
-            </w:pPr>
-          </w:p>
-        </w:tc>
-        <w:tc>
-          <w:tcPr>
-            <w:tcW w:w="4155" w:type="dxa"/>
-            <w:tcBorders>
-              <w:top w:val="single" w:sz="8" w:space="0" w:color="FFFFFF"/>
-              <w:left w:val="single" w:sz="8" w:space="0" w:color="FFFFFF"/>
-              <w:bottom w:val="single" w:sz="8" w:space="0" w:color="FFFFFF"/>
-              <w:right w:val="single" w:sz="8" w:space="0" w:color="FFFFFF"/>
-            </w:tcBorders>
-            <w:tcMar>
-              <w:top w:w="100" w:type="dxa"/>
-              <w:left w:w="100" w:type="dxa"/>
-              <w:bottom w:w="100" w:type="dxa"/>
-              <w:right w:w="100" w:type="dxa"/>
-            </w:tcMar>
-          </w:tcPr>
-          <w:p>
-            <w:pPr>
-              <w:spacing w:before="120"/>
-              <w:ind w:right="19"/>
-              <w:jc w:val="center"/>
-              <w:rPr>
-                <w:b/>
-                <w:bCs/>
-                <w:sz w:val="18"/>
-                <w:szCs w:val="18"/>
-              </w:rPr>
-            </w:pPr>
-            <w:r>
-              <w:rPr>
-                <w:b/>
-                <w:bCs/>
-                <w:sz w:val="18"/>
-                <w:szCs w:val="18"/>
-              </w:rPr>
-              <w:t>VISMA vārdā:</w:t>
-            </w:r>
-          </w:p>
-          <w:p>
-            <w:pPr>
-              <w:spacing w:before="120"/>
-              <w:ind w:right="19"/>
-              <w:jc w:val="center"/>
-              <w:rPr>
-                <w:b/>
-                <w:bCs/>
-                <w:sz w:val="18"/>
-                <w:szCs w:val="18"/>
-              </w:rPr>
-            </w:pPr>
-          </w:p>
-          <w:p>
-            <w:pPr>
-              <w:spacing w:before="120"/>
-              <w:ind w:right="19"/>
-              <w:jc w:val="center"/>
-              <w:rPr>
-                <w:b/>
-                <w:bCs/>
-                <w:sz w:val="18"/>
-                <w:szCs w:val="18"/>
-              </w:rPr>
-            </w:pPr>
-            <w:r>
-              <w:rPr>
-                <w:b/>
-                <w:bCs/>
-                <w:sz w:val="18"/>
-                <w:szCs w:val="18"/>
-              </w:rPr>
-              <w:t>____________________</w:t>
-            </w:r>
-          </w:p>
-          <w:p>
-            <w:pPr>
-              <w:ind w:right="19"/>
-              <w:jc w:val="center"/>
-              <w:rPr>
-                <w:sz w:val="18"/>
-                <w:szCs w:val="18"/>
-              </w:rPr>
-            </w:pPr>
-            <w:r>
-              <w:rPr>
-                <w:sz w:val="18"/>
-                <w:szCs w:val="18"/>
-                <w:highlight w:val="yellow"/>
-              </w:rPr>
-              <w:t>/……………………/</w:t>
-            </w:r>
-          </w:p>
-          <w:p>
-            <w:pPr>
-              <w:ind w:right="19"/>
-              <w:jc w:val="center"/>
-              <w:rPr>
-                <w:sz w:val="18"/>
-                <w:szCs w:val="18"/>
-              </w:rPr>
-            </w:pPr>
-          </w:p>
-          <w:p>
-            <w:pPr>
-              <w:ind w:left="141" w:right="19"/>
-              <w:jc w:val="center"/>
-              <w:rPr>
-                <w:sz w:val="18"/>
-                <w:szCs w:val="18"/>
-              </w:rPr>
-            </w:pPr>
-            <w:r>
-              <w:rPr>
-                <w:sz w:val="18"/>
-                <w:szCs w:val="18"/>
-              </w:rPr>
-              <w:t xml:space="preserve">   Parakstīšanas datums:</w:t>
-            </w:r>
-          </w:p>
-          <w:p>
-            <w:pPr>
-              <w:ind w:left="720" w:right="19"/>
-              <w:rPr>
-                <w:sz w:val="18"/>
-                <w:szCs w:val="18"/>
-              </w:rPr>
-            </w:pPr>
-          </w:p>
-          <w:p>
-            <w:pPr>
-              <w:ind w:left="141" w:right="19"/>
-              <w:jc w:val="center"/>
-              <w:rPr>
-                <w:sz w:val="18"/>
-                <w:szCs w:val="18"/>
-              </w:rPr>
-            </w:pPr>
-            <w:r>
-              <w:rPr>
-                <w:sz w:val="18"/>
-                <w:szCs w:val="18"/>
-              </w:rPr>
-              <w:t xml:space="preserve">   ____.____.________.</w:t>
-            </w:r>
-          </w:p>
-          <w:p>
-            <w:pPr>
-              <w:ind w:right="19"/>
-              <w:jc w:val="center"/>
-              <w:rPr>
-                <w:sz w:val="18"/>
-                <w:szCs w:val="18"/>
-              </w:rPr>
-            </w:pPr>
-          </w:p>
-        </w:tc>
-      </w:tr>
-    </w:tbl>
     <w:p>
       <w:pPr>
         <w:jc w:val="both"/>
@@ -5308,1203 +3444,6 @@
         </w:rPr>
       </w:pPr>
     </w:p>
-    <w:tbl>
-      <w:tblPr>
-        <w:tblStyle w:val="a7"/>
-        <w:tblW w:w="6390" w:type="dxa"/>
-        <w:tblInd w:w="765" w:type="dxa"/>
-        <w:tblBorders>
-          <w:top w:val="nil"/>
-          <w:left w:val="nil"/>
-          <w:bottom w:val="nil"/>
-          <w:right w:val="nil"/>
-          <w:insideH w:val="nil"/>
-          <w:insideV w:val="nil"/>
-        </w:tblBorders>
-        <w:tblLayout w:type="fixed"/>
-        <w:tblLook w:val="0600" w:firstRow="0" w:lastRow="0" w:firstColumn="0" w:lastColumn="0" w:noHBand="1" w:noVBand="1"/>
-      </w:tblPr>
-      <w:tblGrid>
-        <w:gridCol w:w="4380"/>
-        <w:gridCol w:w="990"/>
-        <w:gridCol w:w="1020"/>
-      </w:tblGrid>
-      <w:tr>
-        <w:trPr>
-          <w:trHeight w:val="400"/>
-        </w:trPr>
-        <w:tc>
-          <w:tcPr>
-            <w:tcW w:w="4380" w:type="dxa"/>
-            <w:tcBorders>
-              <w:top w:val="single" w:sz="8" w:space="0" w:color="000000"/>
-              <w:left w:val="single" w:sz="8" w:space="0" w:color="000000"/>
-              <w:bottom w:val="single" w:sz="8" w:space="0" w:color="000000"/>
-              <w:right w:val="single" w:sz="8" w:space="0" w:color="000000"/>
-            </w:tcBorders>
-            <w:tcMar>
-              <w:top w:w="100" w:type="dxa"/>
-              <w:left w:w="100" w:type="dxa"/>
-              <w:bottom w:w="100" w:type="dxa"/>
-              <w:right w:w="100" w:type="dxa"/>
-            </w:tcMar>
-          </w:tcPr>
-          <w:p>
-            <w:pPr>
-              <w:spacing w:before="120" w:after="120" w:line="240" w:lineRule="auto"/>
-              <w:ind w:left="141"/>
-              <w:jc w:val="both"/>
-              <w:rPr>
-                <w:b/>
-                <w:bCs/>
-                <w:sz w:val="18"/>
-                <w:szCs w:val="18"/>
-              </w:rPr>
-            </w:pPr>
-            <w:r>
-              <w:rPr>
-                <w:b/>
-                <w:bCs/>
-                <w:sz w:val="18"/>
-                <w:szCs w:val="18"/>
-              </w:rPr>
-              <w:t>Īpašo (</w:t>
-            </w:r>
-            <w:proofErr w:type="spellStart"/>
-            <w:r>
-              <w:rPr>
-                <w:b/>
-                <w:bCs/>
-                <w:sz w:val="18"/>
-                <w:szCs w:val="18"/>
-              </w:rPr>
-              <w:t>sensitīvo</w:t>
-            </w:r>
-            <w:proofErr w:type="spellEnd"/>
-            <w:r>
-              <w:rPr>
-                <w:b/>
-                <w:bCs/>
-                <w:sz w:val="18"/>
-                <w:szCs w:val="18"/>
-              </w:rPr>
-              <w:t>) datu kategorijas</w:t>
-            </w:r>
-          </w:p>
-        </w:tc>
-        <w:tc>
-          <w:tcPr>
-            <w:tcW w:w="990" w:type="dxa"/>
-            <w:tcBorders>
-              <w:top w:val="single" w:sz="8" w:space="0" w:color="000000"/>
-              <w:left w:val="nil"/>
-              <w:bottom w:val="single" w:sz="8" w:space="0" w:color="000000"/>
-              <w:right w:val="single" w:sz="8" w:space="0" w:color="000000"/>
-            </w:tcBorders>
-            <w:tcMar>
-              <w:top w:w="100" w:type="dxa"/>
-              <w:left w:w="100" w:type="dxa"/>
-              <w:bottom w:w="100" w:type="dxa"/>
-              <w:right w:w="100" w:type="dxa"/>
-            </w:tcMar>
-          </w:tcPr>
-          <w:p>
-            <w:pPr>
-              <w:spacing w:before="120" w:after="120" w:line="240" w:lineRule="auto"/>
-              <w:ind w:left="141"/>
-              <w:jc w:val="both"/>
-              <w:rPr>
-                <w:b/>
-                <w:bCs/>
-                <w:sz w:val="18"/>
-                <w:szCs w:val="18"/>
-              </w:rPr>
-            </w:pPr>
-            <w:r>
-              <w:rPr>
-                <w:b/>
-                <w:bCs/>
-                <w:sz w:val="18"/>
-                <w:szCs w:val="18"/>
-              </w:rPr>
-              <w:t>Jā</w:t>
-            </w:r>
-          </w:p>
-        </w:tc>
-        <w:tc>
-          <w:tcPr>
-            <w:tcW w:w="1020" w:type="dxa"/>
-            <w:tcBorders>
-              <w:top w:val="single" w:sz="8" w:space="0" w:color="000000"/>
-              <w:left w:val="nil"/>
-              <w:bottom w:val="single" w:sz="8" w:space="0" w:color="000000"/>
-              <w:right w:val="single" w:sz="8" w:space="0" w:color="000000"/>
-            </w:tcBorders>
-            <w:tcMar>
-              <w:top w:w="100" w:type="dxa"/>
-              <w:left w:w="100" w:type="dxa"/>
-              <w:bottom w:w="100" w:type="dxa"/>
-              <w:right w:w="100" w:type="dxa"/>
-            </w:tcMar>
-          </w:tcPr>
-          <w:p>
-            <w:pPr>
-              <w:spacing w:before="120" w:after="120" w:line="240" w:lineRule="auto"/>
-              <w:ind w:left="141"/>
-              <w:jc w:val="both"/>
-              <w:rPr>
-                <w:b/>
-                <w:bCs/>
-                <w:sz w:val="18"/>
-                <w:szCs w:val="18"/>
-              </w:rPr>
-            </w:pPr>
-            <w:r>
-              <w:rPr>
-                <w:b/>
-                <w:bCs/>
-                <w:sz w:val="18"/>
-                <w:szCs w:val="18"/>
-              </w:rPr>
-              <w:t>Nē</w:t>
-            </w:r>
-          </w:p>
-        </w:tc>
-      </w:tr>
-      <w:tr>
-        <w:trPr>
-          <w:trHeight w:val="360"/>
-        </w:trPr>
-        <w:tc>
-          <w:tcPr>
-            <w:tcW w:w="4380" w:type="dxa"/>
-            <w:tcBorders>
-              <w:top w:val="nil"/>
-              <w:left w:val="single" w:sz="8" w:space="0" w:color="000000"/>
-              <w:bottom w:val="single" w:sz="8" w:space="0" w:color="000000"/>
-              <w:right w:val="single" w:sz="8" w:space="0" w:color="000000"/>
-            </w:tcBorders>
-            <w:tcMar>
-              <w:top w:w="100" w:type="dxa"/>
-              <w:left w:w="100" w:type="dxa"/>
-              <w:bottom w:w="100" w:type="dxa"/>
-              <w:right w:w="100" w:type="dxa"/>
-            </w:tcMar>
-          </w:tcPr>
-          <w:p>
-            <w:pPr>
-              <w:spacing w:line="240" w:lineRule="auto"/>
-              <w:ind w:left="141"/>
-              <w:jc w:val="both"/>
-              <w:rPr>
-                <w:sz w:val="18"/>
-                <w:szCs w:val="18"/>
-              </w:rPr>
-            </w:pPr>
-            <w:r>
-              <w:rPr>
-                <w:sz w:val="18"/>
-                <w:szCs w:val="18"/>
-              </w:rPr>
-              <w:t>rase vai etniskā piederība</w:t>
-            </w:r>
-          </w:p>
-        </w:tc>
-        <w:tc>
-          <w:tcPr>
-            <w:tcW w:w="990" w:type="dxa"/>
-            <w:tcBorders>
-              <w:top w:val="nil"/>
-              <w:left w:val="nil"/>
-              <w:bottom w:val="single" w:sz="8" w:space="0" w:color="000000"/>
-              <w:right w:val="single" w:sz="8" w:space="0" w:color="000000"/>
-            </w:tcBorders>
-            <w:tcMar>
-              <w:top w:w="100" w:type="dxa"/>
-              <w:left w:w="100" w:type="dxa"/>
-              <w:bottom w:w="100" w:type="dxa"/>
-              <w:right w:w="100" w:type="dxa"/>
-            </w:tcMar>
-          </w:tcPr>
-          <w:p>
-            <w:pPr>
-              <w:spacing w:line="240" w:lineRule="auto"/>
-              <w:jc w:val="both"/>
-              <w:rPr>
-                <w:sz w:val="18"/>
-                <w:szCs w:val="18"/>
-                <w:highlight w:val="yellow"/>
-              </w:rPr>
-            </w:pPr>
-          </w:p>
-        </w:tc>
-        <w:tc>
-          <w:tcPr>
-            <w:tcW w:w="1020" w:type="dxa"/>
-            <w:tcBorders>
-              <w:top w:val="nil"/>
-              <w:left w:val="nil"/>
-              <w:bottom w:val="single" w:sz="8" w:space="0" w:color="000000"/>
-              <w:right w:val="single" w:sz="8" w:space="0" w:color="000000"/>
-            </w:tcBorders>
-            <w:tcMar>
-              <w:top w:w="100" w:type="dxa"/>
-              <w:left w:w="100" w:type="dxa"/>
-              <w:bottom w:w="100" w:type="dxa"/>
-              <w:right w:w="100" w:type="dxa"/>
-            </w:tcMar>
-          </w:tcPr>
-          <w:p>
-            <w:pPr>
-              <w:spacing w:line="240" w:lineRule="auto"/>
-              <w:ind w:left="141" w:right="-40"/>
-              <w:jc w:val="both"/>
-              <w:rPr>
-                <w:sz w:val="18"/>
-                <w:szCs w:val="18"/>
-                <w:highlight w:val="yellow"/>
-              </w:rPr>
-            </w:pPr>
-            <w:r>
-              <w:rPr>
-                <w:sz w:val="18"/>
-                <w:szCs w:val="18"/>
-              </w:rPr>
-              <w:t>X</w:t>
-            </w:r>
-            <w:r>
-              <w:rPr>
-                <w:sz w:val="18"/>
-                <w:szCs w:val="18"/>
-                <w:highlight w:val="yellow"/>
-              </w:rPr>
-              <w:t xml:space="preserve"> </w:t>
-            </w:r>
-          </w:p>
-        </w:tc>
-      </w:tr>
-      <w:tr>
-        <w:trPr>
-          <w:trHeight w:val="320"/>
-        </w:trPr>
-        <w:tc>
-          <w:tcPr>
-            <w:tcW w:w="4380" w:type="dxa"/>
-            <w:tcBorders>
-              <w:top w:val="nil"/>
-              <w:left w:val="single" w:sz="8" w:space="0" w:color="000000"/>
-              <w:bottom w:val="single" w:sz="8" w:space="0" w:color="000000"/>
-              <w:right w:val="single" w:sz="8" w:space="0" w:color="000000"/>
-            </w:tcBorders>
-            <w:tcMar>
-              <w:top w:w="100" w:type="dxa"/>
-              <w:left w:w="100" w:type="dxa"/>
-              <w:bottom w:w="100" w:type="dxa"/>
-              <w:right w:w="100" w:type="dxa"/>
-            </w:tcMar>
-          </w:tcPr>
-          <w:p>
-            <w:pPr>
-              <w:spacing w:before="120" w:after="120" w:line="240" w:lineRule="auto"/>
-              <w:ind w:left="141"/>
-              <w:jc w:val="both"/>
-              <w:rPr>
-                <w:sz w:val="18"/>
-                <w:szCs w:val="18"/>
-              </w:rPr>
-            </w:pPr>
-            <w:r>
-              <w:rPr>
-                <w:sz w:val="18"/>
-                <w:szCs w:val="18"/>
-              </w:rPr>
-              <w:t>politiskie uzskati</w:t>
-            </w:r>
-          </w:p>
-        </w:tc>
-        <w:tc>
-          <w:tcPr>
-            <w:tcW w:w="990" w:type="dxa"/>
-            <w:tcBorders>
-              <w:top w:val="nil"/>
-              <w:left w:val="nil"/>
-              <w:bottom w:val="single" w:sz="8" w:space="0" w:color="000000"/>
-              <w:right w:val="single" w:sz="8" w:space="0" w:color="000000"/>
-            </w:tcBorders>
-            <w:tcMar>
-              <w:top w:w="100" w:type="dxa"/>
-              <w:left w:w="100" w:type="dxa"/>
-              <w:bottom w:w="100" w:type="dxa"/>
-              <w:right w:w="100" w:type="dxa"/>
-            </w:tcMar>
-          </w:tcPr>
-          <w:p>
-            <w:pPr>
-              <w:spacing w:line="240" w:lineRule="auto"/>
-              <w:ind w:left="141" w:right="-40"/>
-              <w:jc w:val="both"/>
-              <w:rPr>
-                <w:sz w:val="18"/>
-                <w:szCs w:val="18"/>
-                <w:highlight w:val="yellow"/>
-              </w:rPr>
-            </w:pPr>
-          </w:p>
-        </w:tc>
-        <w:tc>
-          <w:tcPr>
-            <w:tcW w:w="1020" w:type="dxa"/>
-            <w:tcBorders>
-              <w:top w:val="nil"/>
-              <w:left w:val="nil"/>
-              <w:bottom w:val="single" w:sz="8" w:space="0" w:color="000000"/>
-              <w:right w:val="single" w:sz="8" w:space="0" w:color="000000"/>
-            </w:tcBorders>
-            <w:tcMar>
-              <w:top w:w="100" w:type="dxa"/>
-              <w:left w:w="100" w:type="dxa"/>
-              <w:bottom w:w="100" w:type="dxa"/>
-              <w:right w:w="100" w:type="dxa"/>
-            </w:tcMar>
-          </w:tcPr>
-          <w:p>
-            <w:pPr>
-              <w:spacing w:line="240" w:lineRule="auto"/>
-              <w:ind w:left="141" w:right="-40"/>
-              <w:jc w:val="both"/>
-              <w:rPr>
-                <w:sz w:val="18"/>
-                <w:szCs w:val="18"/>
-                <w:highlight w:val="yellow"/>
-              </w:rPr>
-            </w:pPr>
-            <w:r>
-              <w:rPr>
-                <w:sz w:val="18"/>
-                <w:szCs w:val="18"/>
-              </w:rPr>
-              <w:t>X</w:t>
-            </w:r>
-            <w:r>
-              <w:rPr>
-                <w:sz w:val="18"/>
-                <w:szCs w:val="18"/>
-                <w:highlight w:val="yellow"/>
-              </w:rPr>
-              <w:t xml:space="preserve"> </w:t>
-            </w:r>
-          </w:p>
-        </w:tc>
-      </w:tr>
-      <w:tr>
-        <w:trPr>
-          <w:trHeight w:val="400"/>
-        </w:trPr>
-        <w:tc>
-          <w:tcPr>
-            <w:tcW w:w="4380" w:type="dxa"/>
-            <w:tcBorders>
-              <w:top w:val="nil"/>
-              <w:left w:val="single" w:sz="8" w:space="0" w:color="000000"/>
-              <w:bottom w:val="single" w:sz="8" w:space="0" w:color="000000"/>
-              <w:right w:val="single" w:sz="8" w:space="0" w:color="000000"/>
-            </w:tcBorders>
-            <w:tcMar>
-              <w:top w:w="100" w:type="dxa"/>
-              <w:left w:w="100" w:type="dxa"/>
-              <w:bottom w:w="100" w:type="dxa"/>
-              <w:right w:w="100" w:type="dxa"/>
-            </w:tcMar>
-          </w:tcPr>
-          <w:p>
-            <w:pPr>
-              <w:spacing w:before="120" w:after="120" w:line="240" w:lineRule="auto"/>
-              <w:ind w:left="141"/>
-              <w:jc w:val="both"/>
-              <w:rPr>
-                <w:sz w:val="18"/>
-                <w:szCs w:val="18"/>
-              </w:rPr>
-            </w:pPr>
-            <w:r>
-              <w:rPr>
-                <w:sz w:val="18"/>
-                <w:szCs w:val="18"/>
-              </w:rPr>
-              <w:t>reliģiskā vai filozofiskā pārliecība</w:t>
-            </w:r>
-          </w:p>
-        </w:tc>
-        <w:tc>
-          <w:tcPr>
-            <w:tcW w:w="990" w:type="dxa"/>
-            <w:tcBorders>
-              <w:top w:val="nil"/>
-              <w:left w:val="nil"/>
-              <w:bottom w:val="single" w:sz="8" w:space="0" w:color="000000"/>
-              <w:right w:val="single" w:sz="8" w:space="0" w:color="000000"/>
-            </w:tcBorders>
-            <w:tcMar>
-              <w:top w:w="100" w:type="dxa"/>
-              <w:left w:w="100" w:type="dxa"/>
-              <w:bottom w:w="100" w:type="dxa"/>
-              <w:right w:w="100" w:type="dxa"/>
-            </w:tcMar>
-          </w:tcPr>
-          <w:p>
-            <w:pPr>
-              <w:spacing w:line="240" w:lineRule="auto"/>
-              <w:ind w:left="1440"/>
-              <w:jc w:val="both"/>
-              <w:rPr>
-                <w:sz w:val="18"/>
-                <w:szCs w:val="18"/>
-                <w:highlight w:val="yellow"/>
-              </w:rPr>
-            </w:pPr>
-          </w:p>
-        </w:tc>
-        <w:tc>
-          <w:tcPr>
-            <w:tcW w:w="1020" w:type="dxa"/>
-            <w:tcBorders>
-              <w:top w:val="nil"/>
-              <w:left w:val="nil"/>
-              <w:bottom w:val="single" w:sz="8" w:space="0" w:color="000000"/>
-              <w:right w:val="single" w:sz="8" w:space="0" w:color="000000"/>
-            </w:tcBorders>
-            <w:tcMar>
-              <w:top w:w="100" w:type="dxa"/>
-              <w:left w:w="100" w:type="dxa"/>
-              <w:bottom w:w="100" w:type="dxa"/>
-              <w:right w:w="100" w:type="dxa"/>
-            </w:tcMar>
-          </w:tcPr>
-          <w:p>
-            <w:pPr>
-              <w:spacing w:line="240" w:lineRule="auto"/>
-              <w:ind w:left="141" w:right="-40"/>
-              <w:jc w:val="both"/>
-              <w:rPr>
-                <w:sz w:val="18"/>
-                <w:szCs w:val="18"/>
-                <w:highlight w:val="yellow"/>
-              </w:rPr>
-            </w:pPr>
-            <w:r>
-              <w:rPr>
-                <w:sz w:val="18"/>
-                <w:szCs w:val="18"/>
-              </w:rPr>
-              <w:t>X</w:t>
-            </w:r>
-            <w:r>
-              <w:rPr>
-                <w:sz w:val="18"/>
-                <w:szCs w:val="18"/>
-                <w:highlight w:val="yellow"/>
-              </w:rPr>
-              <w:t xml:space="preserve"> </w:t>
-            </w:r>
-          </w:p>
-        </w:tc>
-      </w:tr>
-      <w:tr>
-        <w:trPr>
-          <w:trHeight w:val="360"/>
-        </w:trPr>
-        <w:tc>
-          <w:tcPr>
-            <w:tcW w:w="4380" w:type="dxa"/>
-            <w:tcBorders>
-              <w:top w:val="nil"/>
-              <w:left w:val="single" w:sz="8" w:space="0" w:color="000000"/>
-              <w:bottom w:val="single" w:sz="8" w:space="0" w:color="000000"/>
-              <w:right w:val="single" w:sz="8" w:space="0" w:color="000000"/>
-            </w:tcBorders>
-            <w:tcMar>
-              <w:top w:w="100" w:type="dxa"/>
-              <w:left w:w="100" w:type="dxa"/>
-              <w:bottom w:w="100" w:type="dxa"/>
-              <w:right w:w="100" w:type="dxa"/>
-            </w:tcMar>
-          </w:tcPr>
-          <w:p>
-            <w:pPr>
-              <w:spacing w:before="120" w:after="120" w:line="240" w:lineRule="auto"/>
-              <w:ind w:left="141"/>
-              <w:jc w:val="both"/>
-              <w:rPr>
-                <w:sz w:val="18"/>
-                <w:szCs w:val="18"/>
-              </w:rPr>
-            </w:pPr>
-            <w:r>
-              <w:rPr>
-                <w:sz w:val="18"/>
-                <w:szCs w:val="18"/>
-              </w:rPr>
-              <w:t>dalība arodbiedrībās</w:t>
-            </w:r>
-          </w:p>
-        </w:tc>
-        <w:tc>
-          <w:tcPr>
-            <w:tcW w:w="990" w:type="dxa"/>
-            <w:tcBorders>
-              <w:top w:val="nil"/>
-              <w:left w:val="nil"/>
-              <w:bottom w:val="single" w:sz="8" w:space="0" w:color="000000"/>
-              <w:right w:val="single" w:sz="8" w:space="0" w:color="000000"/>
-            </w:tcBorders>
-            <w:tcMar>
-              <w:top w:w="100" w:type="dxa"/>
-              <w:left w:w="100" w:type="dxa"/>
-              <w:bottom w:w="100" w:type="dxa"/>
-              <w:right w:w="100" w:type="dxa"/>
-            </w:tcMar>
-          </w:tcPr>
-          <w:p>
-            <w:pPr>
-              <w:spacing w:line="240" w:lineRule="auto"/>
-              <w:ind w:left="1440"/>
-              <w:jc w:val="both"/>
-              <w:rPr>
-                <w:sz w:val="18"/>
-                <w:szCs w:val="18"/>
-                <w:highlight w:val="yellow"/>
-              </w:rPr>
-            </w:pPr>
-          </w:p>
-        </w:tc>
-        <w:tc>
-          <w:tcPr>
-            <w:tcW w:w="1020" w:type="dxa"/>
-            <w:tcBorders>
-              <w:top w:val="nil"/>
-              <w:left w:val="nil"/>
-              <w:bottom w:val="single" w:sz="8" w:space="0" w:color="000000"/>
-              <w:right w:val="single" w:sz="8" w:space="0" w:color="000000"/>
-            </w:tcBorders>
-            <w:tcMar>
-              <w:top w:w="100" w:type="dxa"/>
-              <w:left w:w="100" w:type="dxa"/>
-              <w:bottom w:w="100" w:type="dxa"/>
-              <w:right w:w="100" w:type="dxa"/>
-            </w:tcMar>
-          </w:tcPr>
-          <w:p>
-            <w:pPr>
-              <w:spacing w:line="240" w:lineRule="auto"/>
-              <w:ind w:left="141" w:right="-40"/>
-              <w:jc w:val="both"/>
-              <w:rPr>
-                <w:sz w:val="18"/>
-                <w:szCs w:val="18"/>
-                <w:highlight w:val="yellow"/>
-              </w:rPr>
-            </w:pPr>
-            <w:r>
-              <w:rPr>
-                <w:sz w:val="18"/>
-                <w:szCs w:val="18"/>
-              </w:rPr>
-              <w:t>X</w:t>
-            </w:r>
-            <w:r>
-              <w:rPr>
-                <w:sz w:val="18"/>
-                <w:szCs w:val="18"/>
-                <w:highlight w:val="yellow"/>
-              </w:rPr>
-              <w:t xml:space="preserve"> </w:t>
-            </w:r>
-          </w:p>
-        </w:tc>
-      </w:tr>
-      <w:tr>
-        <w:trPr>
-          <w:trHeight w:val="380"/>
-        </w:trPr>
-        <w:tc>
-          <w:tcPr>
-            <w:tcW w:w="4380" w:type="dxa"/>
-            <w:tcBorders>
-              <w:top w:val="nil"/>
-              <w:left w:val="single" w:sz="8" w:space="0" w:color="000000"/>
-              <w:bottom w:val="single" w:sz="8" w:space="0" w:color="000000"/>
-              <w:right w:val="single" w:sz="8" w:space="0" w:color="000000"/>
-            </w:tcBorders>
-            <w:tcMar>
-              <w:top w:w="100" w:type="dxa"/>
-              <w:left w:w="100" w:type="dxa"/>
-              <w:bottom w:w="100" w:type="dxa"/>
-              <w:right w:w="100" w:type="dxa"/>
-            </w:tcMar>
-          </w:tcPr>
-          <w:p>
-            <w:pPr>
-              <w:spacing w:before="120" w:after="120" w:line="240" w:lineRule="auto"/>
-              <w:ind w:left="141"/>
-              <w:jc w:val="both"/>
-              <w:rPr>
-                <w:sz w:val="18"/>
-                <w:szCs w:val="18"/>
-              </w:rPr>
-            </w:pPr>
-            <w:r>
-              <w:rPr>
-                <w:sz w:val="18"/>
-                <w:szCs w:val="18"/>
-              </w:rPr>
-              <w:t>ģenētiskie dati</w:t>
-            </w:r>
-          </w:p>
-        </w:tc>
-        <w:tc>
-          <w:tcPr>
-            <w:tcW w:w="990" w:type="dxa"/>
-            <w:tcBorders>
-              <w:top w:val="nil"/>
-              <w:left w:val="nil"/>
-              <w:bottom w:val="single" w:sz="8" w:space="0" w:color="000000"/>
-              <w:right w:val="single" w:sz="8" w:space="0" w:color="000000"/>
-            </w:tcBorders>
-            <w:tcMar>
-              <w:top w:w="100" w:type="dxa"/>
-              <w:left w:w="100" w:type="dxa"/>
-              <w:bottom w:w="100" w:type="dxa"/>
-              <w:right w:w="100" w:type="dxa"/>
-            </w:tcMar>
-          </w:tcPr>
-          <w:p>
-            <w:pPr>
-              <w:spacing w:line="240" w:lineRule="auto"/>
-              <w:ind w:left="1440"/>
-              <w:jc w:val="both"/>
-              <w:rPr>
-                <w:sz w:val="18"/>
-                <w:szCs w:val="18"/>
-                <w:highlight w:val="yellow"/>
-              </w:rPr>
-            </w:pPr>
-          </w:p>
-        </w:tc>
-        <w:tc>
-          <w:tcPr>
-            <w:tcW w:w="1020" w:type="dxa"/>
-            <w:tcBorders>
-              <w:top w:val="nil"/>
-              <w:left w:val="nil"/>
-              <w:bottom w:val="single" w:sz="8" w:space="0" w:color="000000"/>
-              <w:right w:val="single" w:sz="8" w:space="0" w:color="000000"/>
-            </w:tcBorders>
-            <w:tcMar>
-              <w:top w:w="100" w:type="dxa"/>
-              <w:left w:w="100" w:type="dxa"/>
-              <w:bottom w:w="100" w:type="dxa"/>
-              <w:right w:w="100" w:type="dxa"/>
-            </w:tcMar>
-          </w:tcPr>
-          <w:p>
-            <w:pPr>
-              <w:spacing w:line="240" w:lineRule="auto"/>
-              <w:ind w:left="141" w:right="-40"/>
-              <w:jc w:val="both"/>
-              <w:rPr>
-                <w:sz w:val="18"/>
-                <w:szCs w:val="18"/>
-                <w:highlight w:val="yellow"/>
-              </w:rPr>
-            </w:pPr>
-            <w:r>
-              <w:rPr>
-                <w:sz w:val="18"/>
-                <w:szCs w:val="18"/>
-              </w:rPr>
-              <w:t>X</w:t>
-            </w:r>
-            <w:r>
-              <w:rPr>
-                <w:sz w:val="18"/>
-                <w:szCs w:val="18"/>
-                <w:highlight w:val="yellow"/>
-              </w:rPr>
-              <w:t xml:space="preserve"> </w:t>
-            </w:r>
-          </w:p>
-        </w:tc>
-      </w:tr>
-      <w:tr>
-        <w:trPr>
-          <w:trHeight w:val="320"/>
-        </w:trPr>
-        <w:tc>
-          <w:tcPr>
-            <w:tcW w:w="4380" w:type="dxa"/>
-            <w:tcBorders>
-              <w:top w:val="nil"/>
-              <w:left w:val="single" w:sz="8" w:space="0" w:color="000000"/>
-              <w:bottom w:val="single" w:sz="8" w:space="0" w:color="000000"/>
-              <w:right w:val="single" w:sz="8" w:space="0" w:color="000000"/>
-            </w:tcBorders>
-            <w:tcMar>
-              <w:top w:w="100" w:type="dxa"/>
-              <w:left w:w="100" w:type="dxa"/>
-              <w:bottom w:w="100" w:type="dxa"/>
-              <w:right w:w="100" w:type="dxa"/>
-            </w:tcMar>
-          </w:tcPr>
-          <w:p>
-            <w:pPr>
-              <w:spacing w:before="120" w:after="120" w:line="240" w:lineRule="auto"/>
-              <w:ind w:left="141"/>
-              <w:jc w:val="both"/>
-              <w:rPr>
-                <w:sz w:val="18"/>
-                <w:szCs w:val="18"/>
-              </w:rPr>
-            </w:pPr>
-            <w:proofErr w:type="spellStart"/>
-            <w:r>
-              <w:rPr>
-                <w:sz w:val="18"/>
-                <w:szCs w:val="18"/>
-              </w:rPr>
-              <w:t>biometriskie</w:t>
-            </w:r>
-            <w:proofErr w:type="spellEnd"/>
-            <w:r>
-              <w:rPr>
-                <w:sz w:val="18"/>
-                <w:szCs w:val="18"/>
-              </w:rPr>
-              <w:t xml:space="preserve"> dati</w:t>
-            </w:r>
-          </w:p>
-        </w:tc>
-        <w:tc>
-          <w:tcPr>
-            <w:tcW w:w="990" w:type="dxa"/>
-            <w:tcBorders>
-              <w:top w:val="nil"/>
-              <w:left w:val="nil"/>
-              <w:bottom w:val="single" w:sz="8" w:space="0" w:color="000000"/>
-              <w:right w:val="single" w:sz="8" w:space="0" w:color="000000"/>
-            </w:tcBorders>
-            <w:tcMar>
-              <w:top w:w="100" w:type="dxa"/>
-              <w:left w:w="100" w:type="dxa"/>
-              <w:bottom w:w="100" w:type="dxa"/>
-              <w:right w:w="100" w:type="dxa"/>
-            </w:tcMar>
-          </w:tcPr>
-          <w:p>
-            <w:pPr>
-              <w:spacing w:line="240" w:lineRule="auto"/>
-              <w:ind w:left="1440"/>
-              <w:jc w:val="both"/>
-              <w:rPr>
-                <w:sz w:val="18"/>
-                <w:szCs w:val="18"/>
-                <w:highlight w:val="yellow"/>
-              </w:rPr>
-            </w:pPr>
-          </w:p>
-        </w:tc>
-        <w:tc>
-          <w:tcPr>
-            <w:tcW w:w="1020" w:type="dxa"/>
-            <w:tcBorders>
-              <w:top w:val="nil"/>
-              <w:left w:val="nil"/>
-              <w:bottom w:val="single" w:sz="8" w:space="0" w:color="000000"/>
-              <w:right w:val="single" w:sz="8" w:space="0" w:color="000000"/>
-            </w:tcBorders>
-            <w:tcMar>
-              <w:top w:w="100" w:type="dxa"/>
-              <w:left w:w="100" w:type="dxa"/>
-              <w:bottom w:w="100" w:type="dxa"/>
-              <w:right w:w="100" w:type="dxa"/>
-            </w:tcMar>
-          </w:tcPr>
-          <w:p>
-            <w:pPr>
-              <w:spacing w:line="240" w:lineRule="auto"/>
-              <w:ind w:left="141" w:right="-40"/>
-              <w:jc w:val="both"/>
-              <w:rPr>
-                <w:sz w:val="18"/>
-                <w:szCs w:val="18"/>
-                <w:highlight w:val="yellow"/>
-              </w:rPr>
-            </w:pPr>
-            <w:r>
-              <w:rPr>
-                <w:sz w:val="18"/>
-                <w:szCs w:val="18"/>
-              </w:rPr>
-              <w:t>X</w:t>
-            </w:r>
-            <w:r>
-              <w:rPr>
-                <w:sz w:val="18"/>
-                <w:szCs w:val="18"/>
-                <w:highlight w:val="yellow"/>
-              </w:rPr>
-              <w:t xml:space="preserve"> </w:t>
-            </w:r>
-          </w:p>
-        </w:tc>
-      </w:tr>
-      <w:tr>
-        <w:trPr>
-          <w:trHeight w:val="340"/>
-        </w:trPr>
-        <w:tc>
-          <w:tcPr>
-            <w:tcW w:w="4380" w:type="dxa"/>
-            <w:tcBorders>
-              <w:top w:val="nil"/>
-              <w:left w:val="single" w:sz="8" w:space="0" w:color="000000"/>
-              <w:bottom w:val="single" w:sz="8" w:space="0" w:color="000000"/>
-              <w:right w:val="single" w:sz="8" w:space="0" w:color="000000"/>
-            </w:tcBorders>
-            <w:tcMar>
-              <w:top w:w="100" w:type="dxa"/>
-              <w:left w:w="100" w:type="dxa"/>
-              <w:bottom w:w="100" w:type="dxa"/>
-              <w:right w:w="100" w:type="dxa"/>
-            </w:tcMar>
-          </w:tcPr>
-          <w:p>
-            <w:pPr>
-              <w:spacing w:before="120" w:after="120" w:line="240" w:lineRule="auto"/>
-              <w:ind w:left="141"/>
-              <w:jc w:val="both"/>
-              <w:rPr>
-                <w:sz w:val="18"/>
-                <w:szCs w:val="18"/>
-              </w:rPr>
-            </w:pPr>
-            <w:r>
-              <w:rPr>
-                <w:sz w:val="18"/>
-                <w:szCs w:val="18"/>
-              </w:rPr>
-              <w:t>veselības dati</w:t>
-            </w:r>
-          </w:p>
-        </w:tc>
-        <w:tc>
-          <w:tcPr>
-            <w:tcW w:w="990" w:type="dxa"/>
-            <w:tcBorders>
-              <w:top w:val="nil"/>
-              <w:left w:val="nil"/>
-              <w:bottom w:val="single" w:sz="8" w:space="0" w:color="000000"/>
-              <w:right w:val="single" w:sz="8" w:space="0" w:color="000000"/>
-            </w:tcBorders>
-            <w:tcMar>
-              <w:top w:w="100" w:type="dxa"/>
-              <w:left w:w="100" w:type="dxa"/>
-              <w:bottom w:w="100" w:type="dxa"/>
-              <w:right w:w="100" w:type="dxa"/>
-            </w:tcMar>
-          </w:tcPr>
-          <w:p>
-            <w:pPr>
-              <w:spacing w:line="240" w:lineRule="auto"/>
-              <w:ind w:left="141" w:right="-40"/>
-              <w:jc w:val="both"/>
-              <w:rPr>
-                <w:sz w:val="18"/>
-                <w:szCs w:val="18"/>
-                <w:highlight w:val="yellow"/>
-              </w:rPr>
-            </w:pPr>
-            <w:r>
-              <w:rPr>
-                <w:sz w:val="18"/>
-                <w:szCs w:val="18"/>
-              </w:rPr>
-              <w:t>X</w:t>
-            </w:r>
-            <w:r>
-              <w:rPr>
-                <w:sz w:val="18"/>
-                <w:szCs w:val="18"/>
-                <w:highlight w:val="yellow"/>
-              </w:rPr>
-              <w:t xml:space="preserve"> </w:t>
-            </w:r>
-          </w:p>
-        </w:tc>
-        <w:tc>
-          <w:tcPr>
-            <w:tcW w:w="1020" w:type="dxa"/>
-            <w:tcBorders>
-              <w:top w:val="nil"/>
-              <w:left w:val="nil"/>
-              <w:bottom w:val="single" w:sz="8" w:space="0" w:color="000000"/>
-              <w:right w:val="single" w:sz="8" w:space="0" w:color="000000"/>
-            </w:tcBorders>
-            <w:tcMar>
-              <w:top w:w="100" w:type="dxa"/>
-              <w:left w:w="100" w:type="dxa"/>
-              <w:bottom w:w="100" w:type="dxa"/>
-              <w:right w:w="100" w:type="dxa"/>
-            </w:tcMar>
-          </w:tcPr>
-          <w:p>
-            <w:pPr>
-              <w:spacing w:line="240" w:lineRule="auto"/>
-              <w:ind w:left="1440"/>
-              <w:jc w:val="both"/>
-              <w:rPr>
-                <w:sz w:val="18"/>
-                <w:szCs w:val="18"/>
-                <w:highlight w:val="yellow"/>
-              </w:rPr>
-            </w:pPr>
-            <w:r>
-              <w:rPr>
-                <w:sz w:val="18"/>
-                <w:szCs w:val="18"/>
-                <w:highlight w:val="yellow"/>
-              </w:rPr>
-              <w:t xml:space="preserve"> </w:t>
-            </w:r>
-          </w:p>
-        </w:tc>
-      </w:tr>
-      <w:tr>
-        <w:trPr>
-          <w:trHeight w:val="280"/>
-        </w:trPr>
-        <w:tc>
-          <w:tcPr>
-            <w:tcW w:w="4380" w:type="dxa"/>
-            <w:tcBorders>
-              <w:top w:val="nil"/>
-              <w:left w:val="single" w:sz="8" w:space="0" w:color="000000"/>
-              <w:bottom w:val="single" w:sz="8" w:space="0" w:color="000000"/>
-              <w:right w:val="single" w:sz="8" w:space="0" w:color="000000"/>
-            </w:tcBorders>
-            <w:tcMar>
-              <w:top w:w="100" w:type="dxa"/>
-              <w:left w:w="100" w:type="dxa"/>
-              <w:bottom w:w="100" w:type="dxa"/>
-              <w:right w:w="100" w:type="dxa"/>
-            </w:tcMar>
-          </w:tcPr>
-          <w:p>
-            <w:pPr>
-              <w:spacing w:before="120" w:after="120" w:line="240" w:lineRule="auto"/>
-              <w:ind w:left="141"/>
-              <w:jc w:val="both"/>
-              <w:rPr>
-                <w:sz w:val="18"/>
-                <w:szCs w:val="18"/>
-              </w:rPr>
-            </w:pPr>
-            <w:r>
-              <w:rPr>
-                <w:sz w:val="18"/>
-                <w:szCs w:val="18"/>
-              </w:rPr>
-              <w:t>dati par dzimumdzīvi vai seksuālo orientāciju</w:t>
-            </w:r>
-          </w:p>
-        </w:tc>
-        <w:tc>
-          <w:tcPr>
-            <w:tcW w:w="990" w:type="dxa"/>
-            <w:tcBorders>
-              <w:top w:val="nil"/>
-              <w:left w:val="nil"/>
-              <w:bottom w:val="single" w:sz="8" w:space="0" w:color="000000"/>
-              <w:right w:val="single" w:sz="8" w:space="0" w:color="000000"/>
-            </w:tcBorders>
-            <w:tcMar>
-              <w:top w:w="100" w:type="dxa"/>
-              <w:left w:w="100" w:type="dxa"/>
-              <w:bottom w:w="100" w:type="dxa"/>
-              <w:right w:w="100" w:type="dxa"/>
-            </w:tcMar>
-          </w:tcPr>
-          <w:p>
-            <w:pPr>
-              <w:spacing w:line="240" w:lineRule="auto"/>
-              <w:ind w:left="1440"/>
-              <w:jc w:val="both"/>
-              <w:rPr>
-                <w:sz w:val="18"/>
-                <w:szCs w:val="18"/>
-                <w:highlight w:val="yellow"/>
-              </w:rPr>
-            </w:pPr>
-          </w:p>
-        </w:tc>
-        <w:tc>
-          <w:tcPr>
-            <w:tcW w:w="1020" w:type="dxa"/>
-            <w:tcBorders>
-              <w:top w:val="nil"/>
-              <w:left w:val="nil"/>
-              <w:bottom w:val="single" w:sz="8" w:space="0" w:color="000000"/>
-              <w:right w:val="single" w:sz="8" w:space="0" w:color="000000"/>
-            </w:tcBorders>
-            <w:tcMar>
-              <w:top w:w="100" w:type="dxa"/>
-              <w:left w:w="100" w:type="dxa"/>
-              <w:bottom w:w="100" w:type="dxa"/>
-              <w:right w:w="100" w:type="dxa"/>
-            </w:tcMar>
-          </w:tcPr>
-          <w:p>
-            <w:pPr>
-              <w:spacing w:line="240" w:lineRule="auto"/>
-              <w:ind w:left="141" w:right="-40"/>
-              <w:jc w:val="both"/>
-              <w:rPr>
-                <w:sz w:val="18"/>
-                <w:szCs w:val="18"/>
-                <w:highlight w:val="yellow"/>
-              </w:rPr>
-            </w:pPr>
-            <w:r>
-              <w:rPr>
-                <w:sz w:val="18"/>
-                <w:szCs w:val="18"/>
-              </w:rPr>
-              <w:t>X</w:t>
-            </w:r>
-            <w:r>
-              <w:rPr>
-                <w:sz w:val="18"/>
-                <w:szCs w:val="18"/>
-                <w:highlight w:val="yellow"/>
-              </w:rPr>
-              <w:t xml:space="preserve"> </w:t>
-            </w:r>
-          </w:p>
-        </w:tc>
-      </w:tr>
-      <w:tr>
-        <w:trPr>
-          <w:trHeight w:val="860"/>
-        </w:trPr>
-        <w:tc>
-          <w:tcPr>
-            <w:tcW w:w="4380" w:type="dxa"/>
-            <w:tcBorders>
-              <w:top w:val="nil"/>
-              <w:left w:val="single" w:sz="8" w:space="0" w:color="000000"/>
-              <w:bottom w:val="single" w:sz="8" w:space="0" w:color="000000"/>
-              <w:right w:val="single" w:sz="8" w:space="0" w:color="000000"/>
-            </w:tcBorders>
-            <w:tcMar>
-              <w:top w:w="100" w:type="dxa"/>
-              <w:left w:w="100" w:type="dxa"/>
-              <w:bottom w:w="100" w:type="dxa"/>
-              <w:right w:w="100" w:type="dxa"/>
-            </w:tcMar>
-          </w:tcPr>
-          <w:p>
-            <w:pPr>
-              <w:spacing w:before="120" w:after="120" w:line="240" w:lineRule="auto"/>
-              <w:ind w:left="141"/>
-              <w:jc w:val="both"/>
-              <w:rPr>
-                <w:sz w:val="18"/>
-                <w:szCs w:val="18"/>
-              </w:rPr>
-            </w:pPr>
-            <w:r>
-              <w:rPr>
-                <w:sz w:val="18"/>
-                <w:szCs w:val="18"/>
-              </w:rPr>
-              <w:t>dati par to, ka persona ir turēta aizdomās, sodīta vai apsūdzēta par kriminālu nodarījumu</w:t>
-            </w:r>
-          </w:p>
-        </w:tc>
-        <w:tc>
-          <w:tcPr>
-            <w:tcW w:w="990" w:type="dxa"/>
-            <w:tcBorders>
-              <w:top w:val="nil"/>
-              <w:left w:val="nil"/>
-              <w:bottom w:val="single" w:sz="8" w:space="0" w:color="000000"/>
-              <w:right w:val="single" w:sz="8" w:space="0" w:color="000000"/>
-            </w:tcBorders>
-            <w:tcMar>
-              <w:top w:w="100" w:type="dxa"/>
-              <w:left w:w="100" w:type="dxa"/>
-              <w:bottom w:w="100" w:type="dxa"/>
-              <w:right w:w="100" w:type="dxa"/>
-            </w:tcMar>
-          </w:tcPr>
-          <w:p>
-            <w:pPr>
-              <w:spacing w:line="240" w:lineRule="auto"/>
-              <w:ind w:left="1440"/>
-              <w:jc w:val="both"/>
-              <w:rPr>
-                <w:sz w:val="18"/>
-                <w:szCs w:val="18"/>
-                <w:highlight w:val="yellow"/>
-              </w:rPr>
-            </w:pPr>
-          </w:p>
-        </w:tc>
-        <w:tc>
-          <w:tcPr>
-            <w:tcW w:w="1020" w:type="dxa"/>
-            <w:tcBorders>
-              <w:top w:val="nil"/>
-              <w:left w:val="nil"/>
-              <w:bottom w:val="single" w:sz="8" w:space="0" w:color="000000"/>
-              <w:right w:val="single" w:sz="8" w:space="0" w:color="000000"/>
-            </w:tcBorders>
-            <w:tcMar>
-              <w:top w:w="100" w:type="dxa"/>
-              <w:left w:w="100" w:type="dxa"/>
-              <w:bottom w:w="100" w:type="dxa"/>
-              <w:right w:w="100" w:type="dxa"/>
-            </w:tcMar>
-          </w:tcPr>
-          <w:p>
-            <w:pPr>
-              <w:spacing w:line="240" w:lineRule="auto"/>
-              <w:ind w:left="141" w:right="-40"/>
-              <w:jc w:val="both"/>
-              <w:rPr>
-                <w:sz w:val="18"/>
-                <w:szCs w:val="18"/>
-                <w:highlight w:val="yellow"/>
-              </w:rPr>
-            </w:pPr>
-            <w:r>
-              <w:rPr>
-                <w:sz w:val="18"/>
-                <w:szCs w:val="18"/>
-              </w:rPr>
-              <w:t>X</w:t>
-            </w:r>
-            <w:r>
-              <w:rPr>
-                <w:sz w:val="18"/>
-                <w:szCs w:val="18"/>
-                <w:highlight w:val="yellow"/>
-              </w:rPr>
-              <w:t xml:space="preserve"> </w:t>
-            </w:r>
-          </w:p>
-        </w:tc>
-      </w:tr>
-    </w:tbl>
     <w:p>
       <w:pPr>
         <w:ind w:left="880" w:hanging="440"/>
@@ -6760,408 +3699,9 @@
         <w:t>, IT atbalsta grupas vadītājs, e-pasts – edgars.fabricius@visma.com.</w:t>
       </w:r>
     </w:p>
-    <w:p>
-      <w:pPr>
-        <w:spacing w:line="259" w:lineRule="auto"/>
-        <w:jc w:val="both"/>
-        <w:rPr>
-          <w:sz w:val="18"/>
-          <w:szCs w:val="18"/>
-        </w:rPr>
-      </w:pPr>
-    </w:p>
-    <w:tbl>
-      <w:tblPr>
-        <w:tblStyle w:val="a8"/>
-        <w:tblW w:w="8310" w:type="dxa"/>
-        <w:tblInd w:w="720" w:type="dxa"/>
-        <w:tblBorders>
-          <w:top w:val="single" w:sz="8" w:space="0" w:color="000000"/>
-          <w:left w:val="single" w:sz="8" w:space="0" w:color="000000"/>
-          <w:bottom w:val="single" w:sz="8" w:space="0" w:color="000000"/>
-          <w:right w:val="single" w:sz="8" w:space="0" w:color="000000"/>
-          <w:insideH w:val="single" w:sz="8" w:space="0" w:color="000000"/>
-          <w:insideV w:val="single" w:sz="8" w:space="0" w:color="000000"/>
-        </w:tblBorders>
-        <w:tblLayout w:type="fixed"/>
-        <w:tblLook w:val="0600" w:firstRow="0" w:lastRow="0" w:firstColumn="0" w:lastColumn="0" w:noHBand="1" w:noVBand="1"/>
-      </w:tblPr>
-      <w:tblGrid>
-        <w:gridCol w:w="4155"/>
-        <w:gridCol w:w="4155"/>
-      </w:tblGrid>
-      <w:tr>
-        <w:trPr>
-          <w:trHeight w:val="2637"/>
-        </w:trPr>
-        <w:tc>
-          <w:tcPr>
-            <w:tcW w:w="4155" w:type="dxa"/>
-            <w:tcBorders>
-              <w:top w:val="single" w:sz="8" w:space="0" w:color="FFFFFF"/>
-              <w:left w:val="single" w:sz="8" w:space="0" w:color="FFFFFF"/>
-              <w:bottom w:val="single" w:sz="8" w:space="0" w:color="FFFFFF"/>
-              <w:right w:val="single" w:sz="8" w:space="0" w:color="FFFFFF"/>
-            </w:tcBorders>
-            <w:tcMar>
-              <w:top w:w="100" w:type="dxa"/>
-              <w:left w:w="100" w:type="dxa"/>
-              <w:bottom w:w="100" w:type="dxa"/>
-              <w:right w:w="100" w:type="dxa"/>
-            </w:tcMar>
-          </w:tcPr>
-          <w:p>
-            <w:pPr>
-              <w:spacing w:before="120"/>
-              <w:ind w:right="19"/>
-              <w:jc w:val="center"/>
-              <w:rPr>
-                <w:b/>
-                <w:bCs/>
-                <w:sz w:val="18"/>
-                <w:szCs w:val="18"/>
-              </w:rPr>
-            </w:pPr>
-            <w:r>
-              <w:rPr>
-                <w:b/>
-                <w:bCs/>
-                <w:sz w:val="18"/>
-                <w:szCs w:val="18"/>
-              </w:rPr>
-              <w:t>Klienta vārdā:</w:t>
-            </w:r>
-          </w:p>
-          <w:p>
-            <w:pPr>
-              <w:spacing w:before="120"/>
-              <w:ind w:right="19"/>
-              <w:jc w:val="center"/>
-              <w:rPr>
-                <w:b/>
-                <w:bCs/>
-                <w:sz w:val="18"/>
-                <w:szCs w:val="18"/>
-              </w:rPr>
-            </w:pPr>
-          </w:p>
-          <w:p>
-            <w:pPr>
-              <w:spacing w:before="120"/>
-              <w:ind w:right="19"/>
-              <w:jc w:val="center"/>
-              <w:rPr>
-                <w:b/>
-                <w:bCs/>
-                <w:sz w:val="18"/>
-                <w:szCs w:val="18"/>
-              </w:rPr>
-            </w:pPr>
-            <w:r>
-              <w:rPr>
-                <w:b/>
-                <w:bCs/>
-                <w:sz w:val="18"/>
-                <w:szCs w:val="18"/>
-              </w:rPr>
-              <w:t>____________________</w:t>
-            </w:r>
-          </w:p>
-          <w:p>
-            <w:pPr>
-              <w:ind w:right="19"/>
-              <w:jc w:val="center"/>
-              <w:rPr>
-                <w:sz w:val="18"/>
-                <w:szCs w:val="18"/>
-                <w:highlight w:val="yellow"/>
-              </w:rPr>
-            </w:pPr>
-            <w:r>
-              <w:rPr>
-                <w:sz w:val="18"/>
-                <w:szCs w:val="18"/>
-                <w:highlight w:val="yellow"/>
-              </w:rPr>
-              <w:t>/……………………/</w:t>
-            </w:r>
-          </w:p>
-          <w:p>
-            <w:pPr>
-              <w:ind w:right="19"/>
-              <w:jc w:val="center"/>
-              <w:rPr>
-                <w:sz w:val="18"/>
-                <w:szCs w:val="18"/>
-                <w:highlight w:val="yellow"/>
-              </w:rPr>
-            </w:pPr>
-          </w:p>
-          <w:p>
-            <w:pPr>
-              <w:ind w:right="19"/>
-              <w:jc w:val="center"/>
-              <w:rPr>
-                <w:sz w:val="18"/>
-                <w:szCs w:val="18"/>
-              </w:rPr>
-            </w:pPr>
-            <w:r>
-              <w:rPr>
-                <w:sz w:val="18"/>
-                <w:szCs w:val="18"/>
-              </w:rPr>
-              <w:t>Parakstīšanas datums:</w:t>
-            </w:r>
-          </w:p>
-          <w:p>
-            <w:pPr>
-              <w:ind w:left="720" w:right="19"/>
-              <w:rPr>
-                <w:sz w:val="18"/>
-                <w:szCs w:val="18"/>
-              </w:rPr>
-            </w:pPr>
-          </w:p>
-          <w:p>
-            <w:pPr>
-              <w:ind w:right="19"/>
-              <w:jc w:val="center"/>
-              <w:rPr>
-                <w:sz w:val="18"/>
-                <w:szCs w:val="18"/>
-              </w:rPr>
-            </w:pPr>
-            <w:r>
-              <w:rPr>
-                <w:sz w:val="18"/>
-                <w:szCs w:val="18"/>
-              </w:rPr>
-              <w:t>____.____.________.</w:t>
-            </w:r>
-          </w:p>
-          <w:p>
-            <w:pPr>
-              <w:ind w:right="19"/>
-              <w:jc w:val="center"/>
-              <w:rPr>
-                <w:sz w:val="18"/>
-                <w:szCs w:val="18"/>
-                <w:highlight w:val="yellow"/>
-              </w:rPr>
-            </w:pPr>
-          </w:p>
-        </w:tc>
-        <w:tc>
-          <w:tcPr>
-            <w:tcW w:w="4155" w:type="dxa"/>
-            <w:tcBorders>
-              <w:top w:val="single" w:sz="8" w:space="0" w:color="FFFFFF"/>
-              <w:left w:val="single" w:sz="8" w:space="0" w:color="FFFFFF"/>
-              <w:bottom w:val="single" w:sz="8" w:space="0" w:color="FFFFFF"/>
-              <w:right w:val="single" w:sz="8" w:space="0" w:color="FFFFFF"/>
-            </w:tcBorders>
-            <w:tcMar>
-              <w:top w:w="100" w:type="dxa"/>
-              <w:left w:w="100" w:type="dxa"/>
-              <w:bottom w:w="100" w:type="dxa"/>
-              <w:right w:w="100" w:type="dxa"/>
-            </w:tcMar>
-          </w:tcPr>
-          <w:p>
-            <w:pPr>
-              <w:spacing w:before="120"/>
-              <w:ind w:right="19"/>
-              <w:jc w:val="center"/>
-              <w:rPr>
-                <w:b/>
-                <w:bCs/>
-                <w:sz w:val="18"/>
-                <w:szCs w:val="18"/>
-              </w:rPr>
-            </w:pPr>
-            <w:r>
-              <w:rPr>
-                <w:b/>
-                <w:bCs/>
-                <w:sz w:val="18"/>
-                <w:szCs w:val="18"/>
-              </w:rPr>
-              <w:t>VISMA vārdā:</w:t>
-            </w:r>
-          </w:p>
-          <w:p>
-            <w:pPr>
-              <w:spacing w:before="120"/>
-              <w:ind w:right="19"/>
-              <w:jc w:val="center"/>
-              <w:rPr>
-                <w:b/>
-                <w:bCs/>
-                <w:sz w:val="18"/>
-                <w:szCs w:val="18"/>
-              </w:rPr>
-            </w:pPr>
-          </w:p>
-          <w:p>
-            <w:pPr>
-              <w:spacing w:before="120"/>
-              <w:ind w:right="19"/>
-              <w:jc w:val="center"/>
-              <w:rPr>
-                <w:b/>
-                <w:bCs/>
-                <w:sz w:val="18"/>
-                <w:szCs w:val="18"/>
-              </w:rPr>
-            </w:pPr>
-            <w:r>
-              <w:rPr>
-                <w:b/>
-                <w:bCs/>
-                <w:sz w:val="18"/>
-                <w:szCs w:val="18"/>
-              </w:rPr>
-              <w:t>____________________</w:t>
-            </w:r>
-          </w:p>
-          <w:p>
-            <w:pPr>
-              <w:ind w:right="19"/>
-              <w:jc w:val="center"/>
-              <w:rPr>
-                <w:sz w:val="18"/>
-                <w:szCs w:val="18"/>
-              </w:rPr>
-            </w:pPr>
-            <w:r>
-              <w:rPr>
-                <w:sz w:val="18"/>
-                <w:szCs w:val="18"/>
-                <w:highlight w:val="yellow"/>
-              </w:rPr>
-              <w:t>/……………………/</w:t>
-            </w:r>
-          </w:p>
-          <w:p>
-            <w:pPr>
-              <w:ind w:right="19"/>
-              <w:jc w:val="center"/>
-              <w:rPr>
-                <w:sz w:val="18"/>
-                <w:szCs w:val="18"/>
-              </w:rPr>
-            </w:pPr>
-          </w:p>
-          <w:p>
-            <w:pPr>
-              <w:ind w:left="141" w:right="19"/>
-              <w:jc w:val="center"/>
-              <w:rPr>
-                <w:sz w:val="18"/>
-                <w:szCs w:val="18"/>
-              </w:rPr>
-            </w:pPr>
-            <w:r>
-              <w:rPr>
-                <w:sz w:val="18"/>
-                <w:szCs w:val="18"/>
-              </w:rPr>
-              <w:t xml:space="preserve">   Parakstīšanas datums:</w:t>
-            </w:r>
-          </w:p>
-          <w:p>
-            <w:pPr>
-              <w:ind w:left="720" w:right="19"/>
-              <w:rPr>
-                <w:sz w:val="18"/>
-                <w:szCs w:val="18"/>
-              </w:rPr>
-            </w:pPr>
-          </w:p>
-          <w:p>
-            <w:pPr>
-              <w:ind w:left="141" w:right="19"/>
-              <w:jc w:val="center"/>
-              <w:rPr>
-                <w:sz w:val="18"/>
-                <w:szCs w:val="18"/>
-              </w:rPr>
-            </w:pPr>
-            <w:r>
-              <w:rPr>
-                <w:sz w:val="18"/>
-                <w:szCs w:val="18"/>
-              </w:rPr>
-              <w:t xml:space="preserve">   ____.____.________.</w:t>
-            </w:r>
-          </w:p>
-          <w:p>
-            <w:pPr>
-              <w:ind w:right="19"/>
-              <w:jc w:val="center"/>
-              <w:rPr>
-                <w:sz w:val="18"/>
-                <w:szCs w:val="18"/>
-              </w:rPr>
-            </w:pPr>
-          </w:p>
-        </w:tc>
-      </w:tr>
-    </w:tbl>
-    <w:p>
-      <w:pPr>
-        <w:jc w:val="both"/>
-        <w:rPr>
-          <w:b/>
-          <w:bCs/>
-          <w:sz w:val="18"/>
-          <w:szCs w:val="18"/>
-        </w:rPr>
-      </w:pPr>
-      <w:r>
-        <w:rPr>
-          <w:i/>
-          <w:iCs/>
-          <w:sz w:val="18"/>
-          <w:szCs w:val="18"/>
-        </w:rPr>
-        <w:t>* ja dokuments parakstīts ar elektronisko parakstu, datums skatāms laika zīmogā</w:t>
-      </w:r>
-    </w:p>
-    <w:p>
-      <w:pPr>
-        <w:jc w:val="both"/>
-        <w:rPr>
-          <w:i/>
-          <w:iCs/>
-          <w:sz w:val="18"/>
-          <w:szCs w:val="18"/>
-        </w:rPr>
-      </w:pPr>
-    </w:p>
-    <w:p>
-      <w:pPr>
-        <w:ind w:right="-341"/>
-        <w:jc w:val="both"/>
-        <w:rPr>
-          <w:sz w:val="18"/>
-          <w:szCs w:val="18"/>
-        </w:rPr>
-      </w:pPr>
-    </w:p>
-    <w:p>
-      <w:pPr>
-        <w:jc w:val="both"/>
-        <w:rPr>
-          <w:sz w:val="18"/>
-          <w:szCs w:val="18"/>
-        </w:rPr>
-      </w:pPr>
-    </w:p>
     <w:sectPr>
-      <w:headerReference w:type="default" r:id="rId13"/>
-      <w:footerReference w:type="default" r:id="rId14"/>
+      <w:headerReference w:type="default" r:id="rId10"/>
+      <w:footerReference w:type="default" r:id="rId11"/>
       <w:pgSz w:w="11906" w:h="16838"/>
       <w:pgMar w:top="566" w:right="1003" w:bottom="850" w:left="992" w:header="0" w:footer="720" w:gutter="0"/>
       <w:pgNumType w:start="1"/>
@@ -9127,6 +5667,17 @@
       <w:tblStyleColBandSize w:val="1"/>
     </w:tblPr>
   </w:style>
+  <w:style w:type="paragraph" w:styleId="ListParagraph">
+    <w:name w:val="List Paragraph"/>
+    <w:basedOn w:val="Normal"/>
+    <w:uiPriority w:val="34"/>
+    <w:qFormat/>
+    <w:rsid w:val="000B71D7"/>
+    <w:pPr>
+      <w:ind w:left="720"/>
+      <w:contextualSpacing/>
+    </w:pPr>
+  </w:style>
 </w:styles>
 </file>
 
